--- a/docs/proposals/مقترحات-تطوير-نظام-الموارد-البشرية.docx
+++ b/docs/proposals/مقترحات-تطوير-نظام-الموارد-البشرية.docx
@@ -76,7 +76,7 @@
           <w:szCs w:val="24"/>
           <w:rtl/>
         </w:rPr>
-        <w:t xml:space="preserve">١١ مقترحاً للمرحلة القادمة</w:t>
+        <w:t xml:space="preserve">١٢ مقترحاً للمرحلة القادمة</w:t>
       </w:r>
     </w:p>
     <w:p>
@@ -1718,6 +1718,108 @@
           </w:p>
         </w:tc>
       </w:tr>
+      <w:tr>
+        <w:tc>
+          <w:tcPr>
+            <w:tcW w:type="dxa" w:w="600"/>
+            <w:tcMar>
+              <w:top w:type="dxa" w:w="80"/>
+              <w:left w:type="dxa" w:w="120"/>
+              <w:bottom w:type="dxa" w:w="80"/>
+              <w:right w:type="dxa" w:w="120"/>
+            </w:tcMar>
+          </w:tcPr>
+          <w:p>
+            <w:pPr>
+              <w:bidi/>
+              <w:spacing w:after="0"/>
+              <w:jc w:val="right"/>
+            </w:pPr>
+            <w:r>
+              <w:rPr>
+                <w:rFonts w:ascii="Arial" w:cs="Arial" w:eastAsia="Arial" w:hAnsi="Arial"/>
+                <w:rtl/>
+              </w:rPr>
+              <w:t xml:space="preserve">12</w:t>
+            </w:r>
+          </w:p>
+        </w:tc>
+        <w:tc>
+          <w:tcPr>
+            <w:tcW w:type="dxa" w:w="2300"/>
+            <w:tcMar>
+              <w:top w:type="dxa" w:w="80"/>
+              <w:left w:type="dxa" w:w="120"/>
+              <w:bottom w:type="dxa" w:w="80"/>
+              <w:right w:type="dxa" w:w="120"/>
+            </w:tcMar>
+          </w:tcPr>
+          <w:p>
+            <w:pPr>
+              <w:bidi/>
+              <w:spacing w:after="0"/>
+              <w:jc w:val="right"/>
+            </w:pPr>
+            <w:r>
+              <w:rPr>
+                <w:rFonts w:ascii="Arial" w:cs="Arial" w:eastAsia="Arial" w:hAnsi="Arial"/>
+                <w:rtl/>
+              </w:rPr>
+              <w:t xml:space="preserve">تقييم الأداء الدوري</w:t>
+            </w:r>
+          </w:p>
+        </w:tc>
+        <w:tc>
+          <w:tcPr>
+            <w:tcW w:type="dxa" w:w="4200"/>
+            <w:tcMar>
+              <w:top w:type="dxa" w:w="80"/>
+              <w:left w:type="dxa" w:w="120"/>
+              <w:bottom w:type="dxa" w:w="80"/>
+              <w:right w:type="dxa" w:w="120"/>
+            </w:tcMar>
+          </w:tcPr>
+          <w:p>
+            <w:pPr>
+              <w:bidi/>
+              <w:spacing w:after="0"/>
+              <w:jc w:val="right"/>
+            </w:pPr>
+            <w:r>
+              <w:rPr>
+                <w:rFonts w:ascii="Arial" w:cs="Arial" w:eastAsia="Arial" w:hAnsi="Arial"/>
+                <w:rtl/>
+              </w:rPr>
+              <w:t xml:space="preserve">لا تسجيل للأداء الإيجابي؛ الترقية والمكافأة بالانطباع</w:t>
+            </w:r>
+          </w:p>
+        </w:tc>
+        <w:tc>
+          <w:tcPr>
+            <w:tcW w:type="dxa" w:w="1900"/>
+            <w:tcMar>
+              <w:top w:type="dxa" w:w="80"/>
+              <w:left w:type="dxa" w:w="120"/>
+              <w:bottom w:type="dxa" w:w="80"/>
+              <w:right w:type="dxa" w:w="120"/>
+            </w:tcMar>
+          </w:tcPr>
+          <w:p>
+            <w:pPr>
+              <w:bidi/>
+              <w:spacing w:after="0"/>
+              <w:jc w:val="right"/>
+            </w:pPr>
+            <w:r>
+              <w:rPr>
+                <w:rFonts w:ascii="Arial" w:cs="Arial" w:eastAsia="Arial" w:hAnsi="Arial"/>
+                <w:rtl/>
+              </w:rPr>
+              <w:t xml:space="preserve">متوسطة</w:t>
+            </w:r>
+          </w:p>
+        </w:tc>
+      </w:tr>
     </w:tbl>
     <w:p>
       <w:pPr>
@@ -1821,21 +1923,21 @@
           <w:bCs/>
           <w:rtl/>
         </w:rPr>
-        <w:t xml:space="preserve">المرحلة الثالثة — التوسّع (5 + 6 + 9 + 10 + 11)</w:t>
-      </w:r>
-    </w:p>
-    <w:p>
-      <w:pPr>
-        <w:bidi/>
-        <w:spacing w:after="120" w:line="300"/>
-        <w:jc w:val="right"/>
-      </w:pPr>
-      <w:r>
-        <w:rPr>
-          <w:rFonts w:ascii="Arial" w:cs="Arial" w:eastAsia="Arial" w:hAnsi="Arial"/>
-          <w:rtl/>
-        </w:rPr>
-        <w:t xml:space="preserve">حسب أولويات الفريق بعد استقرار المرحلتين الأولى والثانية.</w:t>
+        <w:t xml:space="preserve">المرحلة الثالثة — التوسّع (5 + 6 + 9 + 10 + 11 + 12)</w:t>
+      </w:r>
+    </w:p>
+    <w:p>
+      <w:pPr>
+        <w:bidi/>
+        <w:spacing w:after="120" w:line="300"/>
+        <w:jc w:val="right"/>
+      </w:pPr>
+      <w:r>
+        <w:rPr>
+          <w:rFonts w:ascii="Arial" w:cs="Arial" w:eastAsia="Arial" w:hAnsi="Arial"/>
+          <w:rtl/>
+        </w:rPr>
+        <w:t xml:space="preserve">حسب أولويات الفريق بعد استقرار المرحلتين الأولى والثانية. ويُقترح أن يأتي تقييم الأداء (١٢) بعد سجل الترقيات (١٠) تحديداً، لأن أثره الأكبر هو تغذية قرار الترقية.</w:t>
       </w:r>
     </w:p>
     <w:p>
@@ -7407,6 +7509,771 @@
         <w:t xml:space="preserve">عدم مغادرة أي موظف بعهدة غير مستردة.</w:t>
       </w:r>
     </w:p>
+    <w:p>
+      <w:r>
+        <w:br w:type="page"/>
+      </w:r>
+    </w:p>
+    <w:p>
+      <w:pPr>
+        <w:pStyle w:val="Heading1"/>
+        <w:bidi/>
+        <w:spacing w:after="200" w:before="0"/>
+        <w:jc w:val="right"/>
+      </w:pPr>
+      <w:r>
+        <w:rPr>
+          <w:rFonts w:ascii="Arial" w:cs="Arial" w:eastAsia="Arial" w:hAnsi="Arial"/>
+          <w:rtl/>
+        </w:rPr>
+        <w:t xml:space="preserve">12 — تقييم الأداء الدوري</w:t>
+      </w:r>
+    </w:p>
+    <w:p>
+      <w:pPr>
+        <w:bidi/>
+        <w:spacing w:after="120" w:line="300"/>
+        <w:jc w:val="right"/>
+      </w:pPr>
+      <w:r>
+        <w:rPr>
+          <w:rFonts w:ascii="Arial" w:cs="Arial" w:eastAsia="Arial" w:hAnsi="Arial"/>
+          <w:b/>
+          <w:bCs/>
+          <w:rtl/>
+        </w:rPr>
+        <w:t xml:space="preserve">الأولوية المقترحة:</w:t>
+      </w:r>
+      <w:r>
+        <w:rPr>
+          <w:rFonts w:ascii="Arial" w:cs="Arial" w:eastAsia="Arial" w:hAnsi="Arial"/>
+          <w:rtl/>
+        </w:rPr>
+        <w:t xml:space="preserve"> متوسطة · </w:t>
+      </w:r>
+      <w:r>
+        <w:rPr>
+          <w:rFonts w:ascii="Arial" w:cs="Arial" w:eastAsia="Arial" w:hAnsi="Arial"/>
+          <w:b/>
+          <w:bCs/>
+          <w:rtl/>
+        </w:rPr>
+        <w:t xml:space="preserve">الحجم:</w:t>
+      </w:r>
+      <w:r>
+        <w:rPr>
+          <w:rFonts w:ascii="Arial" w:cs="Arial" w:eastAsia="Arial" w:hAnsi="Arial"/>
+          <w:rtl/>
+        </w:rPr>
+        <w:t xml:space="preserve"> متوسط</w:t>
+      </w:r>
+    </w:p>
+    <w:p>
+      <w:pPr>
+        <w:pStyle w:val="Heading2"/>
+        <w:bidi/>
+        <w:spacing w:after="140" w:before="280"/>
+        <w:jc w:val="right"/>
+      </w:pPr>
+      <w:r>
+        <w:rPr>
+          <w:rFonts w:ascii="Arial" w:cs="Arial" w:eastAsia="Arial" w:hAnsi="Arial"/>
+          <w:rtl/>
+        </w:rPr>
+        <w:t xml:space="preserve">الوضع الحالي</w:t>
+      </w:r>
+    </w:p>
+    <w:p>
+      <w:pPr>
+        <w:bidi/>
+        <w:spacing w:after="120" w:line="300"/>
+        <w:jc w:val="right"/>
+      </w:pPr>
+      <w:r>
+        <w:rPr>
+          <w:rFonts w:ascii="Arial" w:cs="Arial" w:eastAsia="Arial" w:hAnsi="Arial"/>
+          <w:rtl/>
+        </w:rPr>
+        <w:t xml:space="preserve">النظام يسجّل </w:t>
+      </w:r>
+      <w:r>
+        <w:rPr>
+          <w:rFonts w:ascii="Arial" w:cs="Arial" w:eastAsia="Arial" w:hAnsi="Arial"/>
+          <w:b/>
+          <w:bCs/>
+          <w:rtl/>
+        </w:rPr>
+        <w:t xml:space="preserve">النصف السلبي فقط</w:t>
+      </w:r>
+      <w:r>
+        <w:rPr>
+          <w:rFonts w:ascii="Arial" w:cs="Arial" w:eastAsia="Arial" w:hAnsi="Arial"/>
+          <w:rtl/>
+        </w:rPr>
+        <w:t xml:space="preserve"> من أداء الموظف: المخالفات والجزاءات وأيام الخصم. لا يوجد أي تسجيل للأداء الإيجابي، ولا تقييم دوري من أي نوع.</w:t>
+      </w:r>
+    </w:p>
+    <w:p>
+      <w:pPr>
+        <w:bidi/>
+        <w:spacing w:after="120" w:line="300"/>
+        <w:jc w:val="right"/>
+      </w:pPr>
+      <w:r>
+        <w:rPr>
+          <w:rFonts w:ascii="Arial" w:cs="Arial" w:eastAsia="Arial" w:hAnsi="Arial"/>
+          <w:rtl/>
+        </w:rPr>
+        <w:t xml:space="preserve">ويترتب على ذلك أمر لافت: </w:t>
+      </w:r>
+      <w:r>
+        <w:rPr>
+          <w:rFonts w:ascii="Arial" w:cs="Arial" w:eastAsia="Arial" w:hAnsi="Arial"/>
+          <w:b/>
+          <w:bCs/>
+          <w:rtl/>
+        </w:rPr>
+        <w:t xml:space="preserve">الموظف الملتزم لا أثر له في النظام إطلاقاً.</w:t>
+      </w:r>
+      <w:r>
+        <w:rPr>
+          <w:rFonts w:ascii="Arial" w:cs="Arial" w:eastAsia="Arial" w:hAnsi="Arial"/>
+          <w:rtl/>
+        </w:rPr>
+        <w:t xml:space="preserve"> خلوّ سجله من المخالفات هو كل ما يقوله النظام عنه — وهو ليس تقديراً، بل مجرد غياب للسيئ. وحين يأتي قرار ترقية أو مكافأة أو اختيار لمهمة، لا يجد الفريق في النظام ما يستند إليه سوى الانطباع الشخصي.</w:t>
+      </w:r>
+    </w:p>
+    <w:p>
+      <w:pPr>
+        <w:pStyle w:val="Heading2"/>
+        <w:bidi/>
+        <w:spacing w:after="140" w:before="280"/>
+        <w:jc w:val="right"/>
+      </w:pPr>
+      <w:r>
+        <w:rPr>
+          <w:rFonts w:ascii="Arial" w:cs="Arial" w:eastAsia="Arial" w:hAnsi="Arial"/>
+          <w:rtl/>
+        </w:rPr>
+        <w:t xml:space="preserve">المقترح</w:t>
+      </w:r>
+    </w:p>
+    <w:p>
+      <w:pPr>
+        <w:bidi/>
+        <w:spacing w:after="120" w:line="300"/>
+        <w:jc w:val="right"/>
+      </w:pPr>
+      <w:r>
+        <w:rPr>
+          <w:rFonts w:ascii="Arial" w:cs="Arial" w:eastAsia="Arial" w:hAnsi="Arial"/>
+          <w:rtl/>
+        </w:rPr>
+        <w:t xml:space="preserve">تقييم دوري (سنوي أو نصف سنوي) على أسلوب </w:t>
+      </w:r>
+      <w:r>
+        <w:rPr>
+          <w:rFonts w:ascii="Arial" w:cs="Arial" w:eastAsia="Arial" w:hAnsi="Arial"/>
+          <w:b/>
+          <w:bCs/>
+          <w:rtl/>
+        </w:rPr>
+        <w:t xml:space="preserve">"المحادثة الموثّقة"</w:t>
+      </w:r>
+      <w:r>
+        <w:rPr>
+          <w:rFonts w:ascii="Arial" w:cs="Arial" w:eastAsia="Arial" w:hAnsi="Arial"/>
+          <w:rtl/>
+        </w:rPr>
+        <w:t xml:space="preserve"> — لا درجات معقدة ولا أوزان نسبية، بل رأيان مكتوبان ومحفوظان:</w:t>
+      </w:r>
+    </w:p>
+    <w:p>
+      <w:pPr>
+        <w:bidi/>
+        <w:spacing w:after="120" w:line="300"/>
+        <w:jc w:val="right"/>
+      </w:pPr>
+      <w:r>
+        <w:rPr>
+          <w:rFonts w:ascii="Arial" w:cs="Arial" w:eastAsia="Arial" w:hAnsi="Arial"/>
+          <w:b/>
+          <w:bCs/>
+          <w:rtl/>
+        </w:rPr>
+        <w:t xml:space="preserve">أ. النموذج</w:t>
+      </w:r>
+    </w:p>
+    <w:p>
+      <w:pPr>
+        <w:bidi/>
+        <w:spacing w:after="120" w:line="300"/>
+        <w:jc w:val="right"/>
+      </w:pPr>
+      <w:r>
+        <w:rPr>
+          <w:rFonts w:ascii="Arial" w:cs="Arial" w:eastAsia="Arial" w:hAnsi="Arial"/>
+          <w:rtl/>
+        </w:rPr>
+        <w:t xml:space="preserve">قالب تقييم بمحاور تحددها الإدارة (جودة العمل، الالتزام، التعامل مع العملاء، العمل الجماعي… إلخ)، قابل للتحرير من الإعدادات، ولكل وظيفة أو قسم قالبه إن لزم.</w:t>
+      </w:r>
+    </w:p>
+    <w:p>
+      <w:pPr>
+        <w:bidi/>
+        <w:spacing w:after="120" w:line="300"/>
+        <w:jc w:val="right"/>
+      </w:pPr>
+      <w:r>
+        <w:rPr>
+          <w:rFonts w:ascii="Arial" w:cs="Arial" w:eastAsia="Arial" w:hAnsi="Arial"/>
+          <w:b/>
+          <w:bCs/>
+          <w:rtl/>
+        </w:rPr>
+        <w:t xml:space="preserve">ب. الرأيان المنفصلان</w:t>
+      </w:r>
+    </w:p>
+    <w:p>
+      <w:pPr>
+        <w:pStyle w:val="ListParagraph"/>
+        <w:numPr>
+          <w:ilvl w:val="0"/>
+          <w:numId w:val="2"/>
+        </w:numPr>
+        <w:bidi/>
+        <w:spacing w:after="80" w:line="300"/>
+        <w:jc w:val="right"/>
+      </w:pPr>
+      <w:r>
+        <w:rPr>
+          <w:rFonts w:ascii="Arial" w:cs="Arial" w:eastAsia="Arial" w:hAnsi="Arial"/>
+          <w:b/>
+          <w:bCs/>
+          <w:rtl/>
+        </w:rPr>
+        <w:t xml:space="preserve">رأي المدير</w:t>
+      </w:r>
+      <w:r>
+        <w:rPr>
+          <w:rFonts w:ascii="Arial" w:cs="Arial" w:eastAsia="Arial" w:hAnsi="Arial"/>
+          <w:rtl/>
+        </w:rPr>
+        <w:t xml:space="preserve"> عن الموظف</w:t>
+      </w:r>
+    </w:p>
+    <w:p>
+      <w:pPr>
+        <w:pStyle w:val="ListParagraph"/>
+        <w:numPr>
+          <w:ilvl w:val="0"/>
+          <w:numId w:val="2"/>
+        </w:numPr>
+        <w:bidi/>
+        <w:spacing w:after="80" w:line="300"/>
+        <w:jc w:val="right"/>
+      </w:pPr>
+      <w:r>
+        <w:rPr>
+          <w:rFonts w:ascii="Arial" w:cs="Arial" w:eastAsia="Arial" w:hAnsi="Arial"/>
+          <w:b/>
+          <w:bCs/>
+          <w:rtl/>
+        </w:rPr>
+        <w:t xml:space="preserve">رأي الموظف</w:t>
+      </w:r>
+      <w:r>
+        <w:rPr>
+          <w:rFonts w:ascii="Arial" w:cs="Arial" w:eastAsia="Arial" w:hAnsi="Arial"/>
+          <w:rtl/>
+        </w:rPr>
+        <w:t xml:space="preserve"> عن نفسه وعن الفترة</w:t>
+      </w:r>
+    </w:p>
+    <w:p>
+      <w:pPr>
+        <w:pBdr>
+          <w:right w:val="single" w:color="E0A030" w:sz="18" w:space="6"/>
+        </w:pBdr>
+        <w:shd w:fill="FFF4E0" w:color="auto" w:val="clear"/>
+        <w:bidi/>
+        <w:spacing w:after="200" w:before="120" w:line="300"/>
+        <w:ind w:start="300" w:end="300"/>
+        <w:jc w:val="right"/>
+      </w:pPr>
+      <w:r>
+        <w:rPr>
+          <w:rFonts w:ascii="Arial" w:cs="Arial" w:eastAsia="Arial" w:hAnsi="Arial"/>
+          <w:b/>
+          <w:bCs/>
+          <w:rtl/>
+        </w:rPr>
+        <w:t xml:space="preserve">المبدأ الجوهري في هذه الطريقة:</w:t>
+      </w:r>
+      <w:r>
+        <w:rPr>
+          <w:rFonts w:ascii="Arial" w:cs="Arial" w:eastAsia="Arial" w:hAnsi="Arial"/>
+          <w:rtl/>
+        </w:rPr>
+        <w:t xml:space="preserve"> كل طرف يكتب رأيه </w:t>
+      </w:r>
+      <w:r>
+        <w:rPr>
+          <w:rFonts w:ascii="Arial" w:cs="Arial" w:eastAsia="Arial" w:hAnsi="Arial"/>
+          <w:b/>
+          <w:bCs/>
+          <w:rtl/>
+        </w:rPr>
+        <w:t xml:space="preserve">دون أن يرى رأي الطرف الآخر</w:t>
+      </w:r>
+      <w:r>
+        <w:rPr>
+          <w:rFonts w:ascii="Arial" w:cs="Arial" w:eastAsia="Arial" w:hAnsi="Arial"/>
+          <w:rtl/>
+        </w:rPr>
+        <w:t xml:space="preserve">، ثم يُكشف الرأيان معاً وتُعقد المناقشة. هذا يمنع أن يكرر أحدهما كلام الآخر أو يجامله، ويجعل التقييم انعكاساً لرأيين مستقلين فعلاً. هذه النقطة هي ما يميّز هذه الطريقة، وإهمالها يفرّغ التقييم من قيمته.</w:t>
+      </w:r>
+    </w:p>
+    <w:p>
+      <w:pPr>
+        <w:bidi/>
+        <w:spacing w:after="120" w:line="300"/>
+        <w:jc w:val="right"/>
+      </w:pPr>
+      <w:r>
+        <w:rPr>
+          <w:rFonts w:ascii="Arial" w:cs="Arial" w:eastAsia="Arial" w:hAnsi="Arial"/>
+          <w:b/>
+          <w:bCs/>
+          <w:rtl/>
+        </w:rPr>
+        <w:t xml:space="preserve">ج. ملاحظة داخلية</w:t>
+      </w:r>
+    </w:p>
+    <w:p>
+      <w:pPr>
+        <w:bidi/>
+        <w:spacing w:after="120" w:line="300"/>
+        <w:jc w:val="right"/>
+      </w:pPr>
+      <w:r>
+        <w:rPr>
+          <w:rFonts w:ascii="Arial" w:cs="Arial" w:eastAsia="Arial" w:hAnsi="Arial"/>
+          <w:rtl/>
+        </w:rPr>
+        <w:t xml:space="preserve">حقل ملاحظات للموارد البشرية لا يُعرض على الموظف — لتوثيق ما لا يُكتب في النموذج الرسمي.</w:t>
+      </w:r>
+    </w:p>
+    <w:p>
+      <w:pPr>
+        <w:bidi/>
+        <w:spacing w:after="120" w:line="300"/>
+        <w:jc w:val="right"/>
+      </w:pPr>
+      <w:r>
+        <w:rPr>
+          <w:rFonts w:ascii="Arial" w:cs="Arial" w:eastAsia="Arial" w:hAnsi="Arial"/>
+          <w:b/>
+          <w:bCs/>
+          <w:rtl/>
+        </w:rPr>
+        <w:t xml:space="preserve">د. الحالات</w:t>
+      </w:r>
+    </w:p>
+    <w:p>
+      <w:pPr>
+        <w:bidi/>
+        <w:spacing w:after="120" w:line="300"/>
+        <w:jc w:val="right"/>
+      </w:pPr>
+      <w:r>
+        <w:rPr>
+          <w:rFonts w:ascii="Arial" w:cs="Arial" w:eastAsia="Arial" w:hAnsi="Arial"/>
+          <w:rtl/>
+        </w:rPr>
+        <w:t xml:space="preserve">مسودة ← جارٍ ← منتهٍ، مع تاريخ إغلاق وتقدير عام مختصر (ممتاز / جيد جداً / جيد / يحتاج تحسين) يصلح للفرز والتقارير.</w:t>
+      </w:r>
+    </w:p>
+    <w:p>
+      <w:pPr>
+        <w:pStyle w:val="Heading2"/>
+        <w:bidi/>
+        <w:spacing w:after="140" w:before="280"/>
+        <w:jc w:val="right"/>
+      </w:pPr>
+      <w:r>
+        <w:rPr>
+          <w:rFonts w:ascii="Arial" w:cs="Arial" w:eastAsia="Arial" w:hAnsi="Arial"/>
+          <w:rtl/>
+        </w:rPr>
+        <w:t xml:space="preserve">كيف يعمل عملياً — مع أن الموظفين لا يدخلون النظام</w:t>
+      </w:r>
+    </w:p>
+    <w:p>
+      <w:pPr>
+        <w:bidi/>
+        <w:spacing w:after="120" w:line="300"/>
+        <w:jc w:val="right"/>
+      </w:pPr>
+      <w:r>
+        <w:rPr>
+          <w:rFonts w:ascii="Arial" w:cs="Arial" w:eastAsia="Arial" w:hAnsi="Arial"/>
+          <w:rtl/>
+        </w:rPr>
+        <w:t xml:space="preserve">هذه النقطة تحتاج وضوحاً: التقييم في الأنظمة الجاهزة يعتمد على أن الموظف يدخل بنفسه ويكتب تقييمه. وبما أن نظامنا مقصور على فريق الموارد البشرية، فالمسار الواقعي هو نفس مسار خطابات الجزاءات:</w:t>
+      </w:r>
+    </w:p>
+    <w:p>
+      <w:pPr>
+        <w:pStyle w:val="ListParagraph"/>
+        <w:numPr>
+          <w:ilvl w:val="0"/>
+          <w:numId w:val="3"/>
+        </w:numPr>
+        <w:bidi/>
+        <w:spacing w:after="80" w:line="300"/>
+        <w:jc w:val="right"/>
+      </w:pPr>
+      <w:r>
+        <w:rPr>
+          <w:rFonts w:ascii="Arial" w:cs="Arial" w:eastAsia="Arial" w:hAnsi="Arial"/>
+          <w:rtl/>
+        </w:rPr>
+        <w:t xml:space="preserve">الموارد البشرية تفتح تقييماً للموظف → النظام </w:t>
+      </w:r>
+      <w:r>
+        <w:rPr>
+          <w:rFonts w:ascii="Arial" w:cs="Arial" w:eastAsia="Arial" w:hAnsi="Arial"/>
+          <w:b/>
+          <w:bCs/>
+          <w:rtl/>
+        </w:rPr>
+        <w:t xml:space="preserve">يطبع نموذجاً جاهزاً (PDF)</w:t>
+      </w:r>
+      <w:r>
+        <w:rPr>
+          <w:rFonts w:ascii="Arial" w:cs="Arial" w:eastAsia="Arial" w:hAnsi="Arial"/>
+          <w:rtl/>
+        </w:rPr>
+        <w:t xml:space="preserve">.</w:t>
+      </w:r>
+    </w:p>
+    <w:p>
+      <w:pPr>
+        <w:pStyle w:val="ListParagraph"/>
+        <w:numPr>
+          <w:ilvl w:val="0"/>
+          <w:numId w:val="3"/>
+        </w:numPr>
+        <w:bidi/>
+        <w:spacing w:after="80" w:line="300"/>
+        <w:jc w:val="right"/>
+      </w:pPr>
+      <w:r>
+        <w:rPr>
+          <w:rFonts w:ascii="Arial" w:cs="Arial" w:eastAsia="Arial" w:hAnsi="Arial"/>
+          <w:rtl/>
+        </w:rPr>
+        <w:t xml:space="preserve">المدير يملأ قسمه، والموظف يملأ قسمه ويوقّع — كل منهما على نسخته دون اطلاع على الأخرى.</w:t>
+      </w:r>
+    </w:p>
+    <w:p>
+      <w:pPr>
+        <w:pStyle w:val="ListParagraph"/>
+        <w:numPr>
+          <w:ilvl w:val="0"/>
+          <w:numId w:val="3"/>
+        </w:numPr>
+        <w:bidi/>
+        <w:spacing w:after="80" w:line="300"/>
+        <w:jc w:val="right"/>
+      </w:pPr>
+      <w:r>
+        <w:rPr>
+          <w:rFonts w:ascii="Arial" w:cs="Arial" w:eastAsia="Arial" w:hAnsi="Arial"/>
+          <w:rtl/>
+        </w:rPr>
+        <w:t xml:space="preserve">تُعقد جلسة المناقشة.</w:t>
+      </w:r>
+    </w:p>
+    <w:p>
+      <w:pPr>
+        <w:pStyle w:val="ListParagraph"/>
+        <w:numPr>
+          <w:ilvl w:val="0"/>
+          <w:numId w:val="3"/>
+        </w:numPr>
+        <w:bidi/>
+        <w:spacing w:after="80" w:line="300"/>
+        <w:jc w:val="right"/>
+      </w:pPr>
+      <w:r>
+        <w:rPr>
+          <w:rFonts w:ascii="Arial" w:cs="Arial" w:eastAsia="Arial" w:hAnsi="Arial"/>
+          <w:rtl/>
+        </w:rPr>
+        <w:t xml:space="preserve">الموارد البشرية تُدخل الرأيين في النظام وترفع صورة النموذج الموقّع.</w:t>
+      </w:r>
+    </w:p>
+    <w:p>
+      <w:pPr>
+        <w:pStyle w:val="Heading2"/>
+        <w:bidi/>
+        <w:spacing w:after="140" w:before="280"/>
+        <w:jc w:val="right"/>
+      </w:pPr>
+      <w:r>
+        <w:rPr>
+          <w:rFonts w:ascii="Arial" w:cs="Arial" w:eastAsia="Arial" w:hAnsi="Arial"/>
+          <w:rtl/>
+        </w:rPr>
+        <w:t xml:space="preserve">الربط بالسجل الانضباطي</w:t>
+      </w:r>
+    </w:p>
+    <w:p>
+      <w:pPr>
+        <w:bidi/>
+        <w:spacing w:after="120" w:line="300"/>
+        <w:jc w:val="right"/>
+      </w:pPr>
+      <w:r>
+        <w:rPr>
+          <w:rFonts w:ascii="Arial" w:cs="Arial" w:eastAsia="Arial" w:hAnsi="Arial"/>
+          <w:rtl/>
+        </w:rPr>
+        <w:t xml:space="preserve">عند فتح تقييم لموظف، يُرفق النظام تلقائياً </w:t>
+      </w:r>
+      <w:r>
+        <w:rPr>
+          <w:rFonts w:ascii="Arial" w:cs="Arial" w:eastAsia="Arial" w:hAnsi="Arial"/>
+          <w:b/>
+          <w:bCs/>
+          <w:rtl/>
+        </w:rPr>
+        <w:t xml:space="preserve">ملخص سجله خلال فترة التقييم</w:t>
+      </w:r>
+      <w:r>
+        <w:rPr>
+          <w:rFonts w:ascii="Arial" w:cs="Arial" w:eastAsia="Arial" w:hAnsi="Arial"/>
+          <w:rtl/>
+        </w:rPr>
+        <w:t xml:space="preserve">: عدد المخالفات وأنواعها ودرجاتها، إجمالي أيام الخصم، وأي تجميد سارٍ — فيُناقَش الأداء والانضباط معاً بدل أن يكونا ملفين منفصلين.</w:t>
+      </w:r>
+    </w:p>
+    <w:p>
+      <w:pPr>
+        <w:pBdr>
+          <w:right w:val="single" w:color="E0A030" w:sz="18" w:space="6"/>
+        </w:pBdr>
+        <w:shd w:fill="FFF4E0" w:color="auto" w:val="clear"/>
+        <w:bidi/>
+        <w:spacing w:after="200" w:before="120" w:line="300"/>
+        <w:ind w:start="300" w:end="300"/>
+        <w:jc w:val="right"/>
+      </w:pPr>
+      <w:r>
+        <w:rPr>
+          <w:rFonts w:ascii="Arial" w:cs="Arial" w:eastAsia="Arial" w:hAnsi="Arial"/>
+          <w:rtl/>
+        </w:rPr>
+        <w:t xml:space="preserve">جدير بالذكر أن الأنظمة المتخصصة تفصل الانضباط عن التقييم فصلاً تاماً؛ والربط بينهما هنا ممكن لأن النظام يملك الجانبين أصلاً.</w:t>
+      </w:r>
+    </w:p>
+    <w:p>
+      <w:pPr>
+        <w:pStyle w:val="Heading2"/>
+        <w:bidi/>
+        <w:spacing w:after="140" w:before="280"/>
+        <w:jc w:val="right"/>
+      </w:pPr>
+      <w:r>
+        <w:rPr>
+          <w:rFonts w:ascii="Arial" w:cs="Arial" w:eastAsia="Arial" w:hAnsi="Arial"/>
+          <w:rtl/>
+        </w:rPr>
+        <w:t xml:space="preserve">الربط بالترقيات</w:t>
+      </w:r>
+    </w:p>
+    <w:p>
+      <w:pPr>
+        <w:bidi/>
+        <w:spacing w:after="120" w:line="300"/>
+        <w:jc w:val="right"/>
+      </w:pPr>
+      <w:r>
+        <w:rPr>
+          <w:rFonts w:ascii="Arial" w:cs="Arial" w:eastAsia="Arial" w:hAnsi="Arial"/>
+          <w:rtl/>
+        </w:rPr>
+        <w:t xml:space="preserve">يكتمل به مقترح رقم ١٠: </w:t>
+      </w:r>
+      <w:r>
+        <w:rPr>
+          <w:rFonts w:ascii="Arial" w:cs="Arial" w:eastAsia="Arial" w:hAnsi="Arial"/>
+          <w:b/>
+          <w:bCs/>
+          <w:rtl/>
+        </w:rPr>
+        <w:t xml:space="preserve">الأهلية للترقية = لا تجميد سارٍ + تقدير آخر تقييم فوق حد تحدده الإدارة</w:t>
+      </w:r>
+      <w:r>
+        <w:rPr>
+          <w:rFonts w:ascii="Arial" w:cs="Arial" w:eastAsia="Arial" w:hAnsi="Arial"/>
+          <w:rtl/>
+        </w:rPr>
+        <w:t xml:space="preserve"> — فيصبح قرار الترقية مستنداً إلى بيانات لا إلى ذاكرة.</w:t>
+      </w:r>
+    </w:p>
+    <w:p>
+      <w:pPr>
+        <w:pStyle w:val="Heading2"/>
+        <w:bidi/>
+        <w:spacing w:after="140" w:before="280"/>
+        <w:jc w:val="right"/>
+      </w:pPr>
+      <w:r>
+        <w:rPr>
+          <w:rFonts w:ascii="Arial" w:cs="Arial" w:eastAsia="Arial" w:hAnsi="Arial"/>
+          <w:rtl/>
+        </w:rPr>
+        <w:t xml:space="preserve">الفائدة</w:t>
+      </w:r>
+    </w:p>
+    <w:p>
+      <w:pPr>
+        <w:pStyle w:val="ListParagraph"/>
+        <w:numPr>
+          <w:ilvl w:val="0"/>
+          <w:numId w:val="2"/>
+        </w:numPr>
+        <w:bidi/>
+        <w:spacing w:after="80" w:line="300"/>
+        <w:jc w:val="right"/>
+      </w:pPr>
+      <w:r>
+        <w:rPr>
+          <w:rFonts w:ascii="Arial" w:cs="Arial" w:eastAsia="Arial" w:hAnsi="Arial"/>
+          <w:rtl/>
+        </w:rPr>
+        <w:t xml:space="preserve">توثيق الأداء الإيجابي، لا السلبي وحده.</w:t>
+      </w:r>
+    </w:p>
+    <w:p>
+      <w:pPr>
+        <w:pStyle w:val="ListParagraph"/>
+        <w:numPr>
+          <w:ilvl w:val="0"/>
+          <w:numId w:val="2"/>
+        </w:numPr>
+        <w:bidi/>
+        <w:spacing w:after="80" w:line="300"/>
+        <w:jc w:val="right"/>
+      </w:pPr>
+      <w:r>
+        <w:rPr>
+          <w:rFonts w:ascii="Arial" w:cs="Arial" w:eastAsia="Arial" w:hAnsi="Arial"/>
+          <w:rtl/>
+        </w:rPr>
+        <w:t xml:space="preserve">أساس مكتوب لقرارات الترقية والمكافأة والتثبيت.</w:t>
+      </w:r>
+    </w:p>
+    <w:p>
+      <w:pPr>
+        <w:pStyle w:val="ListParagraph"/>
+        <w:numPr>
+          <w:ilvl w:val="0"/>
+          <w:numId w:val="2"/>
+        </w:numPr>
+        <w:bidi/>
+        <w:spacing w:after="80" w:line="300"/>
+        <w:jc w:val="right"/>
+      </w:pPr>
+      <w:r>
+        <w:rPr>
+          <w:rFonts w:ascii="Arial" w:cs="Arial" w:eastAsia="Arial" w:hAnsi="Arial"/>
+          <w:rtl/>
+        </w:rPr>
+        <w:t xml:space="preserve">جلسة سنوية منظمة بين المدير وموظفه، بمحضر محفوظ.</w:t>
+      </w:r>
+    </w:p>
+    <w:p>
+      <w:pPr>
+        <w:pStyle w:val="ListParagraph"/>
+        <w:numPr>
+          <w:ilvl w:val="0"/>
+          <w:numId w:val="2"/>
+        </w:numPr>
+        <w:bidi/>
+        <w:spacing w:after="80" w:line="300"/>
+        <w:jc w:val="right"/>
+      </w:pPr>
+      <w:r>
+        <w:rPr>
+          <w:rFonts w:ascii="Arial" w:cs="Arial" w:eastAsia="Arial" w:hAnsi="Arial"/>
+          <w:rtl/>
+        </w:rPr>
+        <w:t xml:space="preserve">تراكم تاريخي: مقارنة تقييمات الموظف عبر السنوات في ملفه.</w:t>
+      </w:r>
+    </w:p>
+    <w:p>
+      <w:pPr>
+        <w:pStyle w:val="Heading2"/>
+        <w:bidi/>
+        <w:spacing w:after="140" w:before="280"/>
+        <w:jc w:val="right"/>
+      </w:pPr>
+      <w:r>
+        <w:rPr>
+          <w:rFonts w:ascii="Arial" w:cs="Arial" w:eastAsia="Arial" w:hAnsi="Arial"/>
+          <w:rtl/>
+        </w:rPr>
+        <w:t xml:space="preserve">تحفّظ يجب أخذه في الاعتبار قبل الاعتماد</w:t>
+      </w:r>
+    </w:p>
+    <w:p>
+      <w:pPr>
+        <w:bidi/>
+        <w:spacing w:after="120" w:line="300"/>
+        <w:jc w:val="right"/>
+      </w:pPr>
+      <w:r>
+        <w:rPr>
+          <w:rFonts w:ascii="Arial" w:cs="Arial" w:eastAsia="Arial" w:hAnsi="Arial"/>
+          <w:rtl/>
+        </w:rPr>
+        <w:t xml:space="preserve">التقييم الدوري </w:t>
+      </w:r>
+      <w:r>
+        <w:rPr>
+          <w:rFonts w:ascii="Arial" w:cs="Arial" w:eastAsia="Arial" w:hAnsi="Arial"/>
+          <w:b/>
+          <w:bCs/>
+          <w:rtl/>
+        </w:rPr>
+        <w:t xml:space="preserve">التزام تنظيمي أكثر منه أداة برمجية</w:t>
+      </w:r>
+      <w:r>
+        <w:rPr>
+          <w:rFonts w:ascii="Arial" w:cs="Arial" w:eastAsia="Arial" w:hAnsi="Arial"/>
+          <w:rtl/>
+        </w:rPr>
+        <w:t xml:space="preserve">. نجاحه يتوقف على انضباط الإدارة في إجرائه في موعده وبجدية، لا على وجوده في النظام. وإن لم يكن هناك التزام حقيقي بذلك، فالأفضل تأجيله والاكتفاء بالسجل الانضباطي — تقييم شكلي يُملأ على عجل مرة في السنة يضرّ أكثر مما ينفع، لأنه يمنح قرارات لاحقة غطاءً لا تستحقه.</w:t>
+      </w:r>
+    </w:p>
+    <w:p>
+      <w:pPr>
+        <w:bidi/>
+        <w:spacing w:after="120" w:line="300"/>
+        <w:jc w:val="right"/>
+      </w:pPr>
+      <w:r>
+        <w:rPr>
+          <w:rFonts w:ascii="Arial" w:cs="Arial" w:eastAsia="Arial" w:hAnsi="Arial"/>
+          <w:rtl/>
+        </w:rPr>
+        <w:t xml:space="preserve">كما يُقترح البدء بالنسخة المبسّطة الموصوفة أعلاه، وتأجيل الأساليب الأعقد (الأهداف الرقمية والأوزان النسبية وتقييم الزملاء والمرؤوسين) حتى تستقر الدورة السنوية أولاً.</w:t>
+      </w:r>
+    </w:p>
     <w:sectPr>
       <w:footerReference w:type="default" r:id="rId7"/>
       <w:pgSz w:w="11906" w:h="16838" w:orient="portrait"/>

--- a/docs/proposals/مقترحات-تطوير-نظام-الموارد-البشرية.docx
+++ b/docs/proposals/مقترحات-تطوير-نظام-الموارد-البشرية.docx
@@ -1847,6 +1847,60 @@
           <w:rFonts w:ascii="Arial" w:cs="Arial" w:eastAsia="Arial" w:hAnsi="Arial"/>
           <w:rtl/>
         </w:rPr>
+        <w:t xml:space="preserve">وثيقة مرافقة — المراجعة النظامية</w:t>
+      </w:r>
+    </w:p>
+    <w:p>
+      <w:pPr>
+        <w:bidi/>
+        <w:spacing w:after="120" w:line="300"/>
+        <w:jc w:val="right"/>
+      </w:pPr>
+      <w:r>
+        <w:rPr>
+          <w:rFonts w:ascii="Arial" w:cs="Arial" w:eastAsia="Arial" w:hAnsi="Arial"/>
+          <w:b/>
+          <w:bCs/>
+          <w:rtl/>
+        </w:rPr>
+        <w:t xml:space="preserve">مقارنة المقترحات بنظام العمل السعودي</w:t>
+      </w:r>
+      <w:r>
+        <w:rPr>
+          <w:rFonts w:ascii="Arial" w:cs="Arial" w:eastAsia="Arial" w:hAnsi="Arial"/>
+          <w:rtl/>
+        </w:rPr>
+        <w:t xml:space="preserve"> — تربط كل مقترح بسنده في النظام، وتميّز ما هو </w:t>
+      </w:r>
+      <w:r>
+        <w:rPr>
+          <w:rFonts w:ascii="Arial" w:cs="Arial" w:eastAsia="Arial" w:hAnsi="Arial"/>
+          <w:b/>
+          <w:bCs/>
+          <w:rtl/>
+        </w:rPr>
+        <w:t xml:space="preserve">لازم نظاماً</w:t>
+      </w:r>
+      <w:r>
+        <w:rPr>
+          <w:rFonts w:ascii="Arial" w:cs="Arial" w:eastAsia="Arial" w:hAnsi="Arial"/>
+          <w:rtl/>
+        </w:rPr>
+        <w:t xml:space="preserve"> عمّا هو تحسين اختياري، وترصد موضعين يُرجَّح أن النظام الآلي يخالف فيهما النظام اليوم (سقف الخصم الشهري، ونقطة بداية نافذة التصعيد). تُقرأ قبل ترتيب الأولويات، فهي تغيّر ترتيب بعضها.</w:t>
+      </w:r>
+    </w:p>
+    <w:p>
+      <w:pPr>
+        <w:pStyle w:val="Heading2"/>
+        <w:bidi/>
+        <w:spacing w:after="140" w:before="280"/>
+        <w:jc w:val="right"/>
+      </w:pPr>
+      <w:r>
+        <w:rPr>
+          <w:rFonts w:ascii="Arial" w:cs="Arial" w:eastAsia="Arial" w:hAnsi="Arial"/>
+          <w:rtl/>
+        </w:rPr>
         <w:t xml:space="preserve">ترتيب التنفيذ المقترح</w:t>
       </w:r>
     </w:p>
@@ -8272,6 +8326,3231 @@
           <w:rtl/>
         </w:rPr>
         <w:t xml:space="preserve">كما يُقترح البدء بالنسخة المبسّطة الموصوفة أعلاه، وتأجيل الأساليب الأعقد (الأهداف الرقمية والأوزان النسبية وتقييم الزملاء والمرؤوسين) حتى تستقر الدورة السنوية أولاً.</w:t>
+      </w:r>
+    </w:p>
+    <w:p>
+      <w:r>
+        <w:br w:type="page"/>
+      </w:r>
+    </w:p>
+    <w:p>
+      <w:pPr>
+        <w:pStyle w:val="Heading1"/>
+        <w:bidi/>
+        <w:spacing w:after="200" w:before="0"/>
+        <w:jc w:val="right"/>
+      </w:pPr>
+      <w:r>
+        <w:rPr>
+          <w:rFonts w:ascii="Arial" w:cs="Arial" w:eastAsia="Arial" w:hAnsi="Arial"/>
+          <w:rtl/>
+        </w:rPr>
+        <w:t xml:space="preserve">مقارنة المقترحات بنظام العمل السعودي</w:t>
+      </w:r>
+    </w:p>
+    <w:p>
+      <w:pPr>
+        <w:bidi/>
+        <w:spacing w:after="120" w:line="300"/>
+        <w:jc w:val="right"/>
+      </w:pPr>
+      <w:r>
+        <w:rPr>
+          <w:rFonts w:ascii="Arial" w:cs="Arial" w:eastAsia="Arial" w:hAnsi="Arial"/>
+          <w:b/>
+          <w:bCs/>
+          <w:rtl/>
+        </w:rPr>
+        <w:t xml:space="preserve">وثيقة مرافقة للمقترحات — تُقرأ مع الفهرس (README)</w:t>
+      </w:r>
+    </w:p>
+    <w:p>
+      <w:pPr>
+        <w:pStyle w:val="Heading2"/>
+        <w:bidi/>
+        <w:spacing w:after="140" w:before="280"/>
+        <w:jc w:val="right"/>
+      </w:pPr>
+      <w:r>
+        <w:rPr>
+          <w:rFonts w:ascii="Arial" w:cs="Arial" w:eastAsia="Arial" w:hAnsi="Arial"/>
+          <w:rtl/>
+        </w:rPr>
+        <w:t xml:space="preserve">تنبيه منهجي — يُقرأ أولاً</w:t>
+      </w:r>
+    </w:p>
+    <w:p>
+      <w:pPr>
+        <w:bidi/>
+        <w:spacing w:after="120" w:line="300"/>
+        <w:jc w:val="right"/>
+      </w:pPr>
+      <w:r>
+        <w:rPr>
+          <w:rFonts w:ascii="Arial" w:cs="Arial" w:eastAsia="Arial" w:hAnsi="Arial"/>
+          <w:rtl/>
+        </w:rPr>
+        <w:t xml:space="preserve">هذه قراءة فنية تهدف إلى توجيه تصميم النظام، </w:t>
+      </w:r>
+      <w:r>
+        <w:rPr>
+          <w:rFonts w:ascii="Arial" w:cs="Arial" w:eastAsia="Arial" w:hAnsi="Arial"/>
+          <w:b/>
+          <w:bCs/>
+          <w:rtl/>
+        </w:rPr>
+        <w:t xml:space="preserve">وليست استشارة قانونية</w:t>
+      </w:r>
+      <w:r>
+        <w:rPr>
+          <w:rFonts w:ascii="Arial" w:cs="Arial" w:eastAsia="Arial" w:hAnsi="Arial"/>
+          <w:rtl/>
+        </w:rPr>
+        <w:t xml:space="preserve">، ويجب عرضها على المستشار القانوني أو مستشار العمل لدى الشركة قبل الاعتماد على أي مما ورد فيها.</w:t>
+      </w:r>
+    </w:p>
+    <w:p>
+      <w:pPr>
+        <w:bidi/>
+        <w:spacing w:after="120" w:line="300"/>
+        <w:jc w:val="right"/>
+      </w:pPr>
+      <w:r>
+        <w:rPr>
+          <w:rFonts w:ascii="Arial" w:cs="Arial" w:eastAsia="Arial" w:hAnsi="Arial"/>
+          <w:rtl/>
+        </w:rPr>
+        <w:t xml:space="preserve">ولذلك سببان محددان:</w:t>
+      </w:r>
+    </w:p>
+    <w:p>
+      <w:pPr>
+        <w:pStyle w:val="ListParagraph"/>
+        <w:numPr>
+          <w:ilvl w:val="0"/>
+          <w:numId w:val="3"/>
+        </w:numPr>
+        <w:bidi/>
+        <w:spacing w:after="80" w:line="300"/>
+        <w:jc w:val="right"/>
+      </w:pPr>
+      <w:r>
+        <w:rPr>
+          <w:rFonts w:ascii="Arial" w:cs="Arial" w:eastAsia="Arial" w:hAnsi="Arial"/>
+          <w:b/>
+          <w:bCs/>
+          <w:rtl/>
+        </w:rPr>
+        <w:t xml:space="preserve">المصادر</w:t>
+      </w:r>
+      <w:r>
+        <w:rPr>
+          <w:rFonts w:ascii="Arial" w:cs="Arial" w:eastAsia="Arial" w:hAnsi="Arial"/>
+          <w:rtl/>
+        </w:rPr>
+        <w:t xml:space="preserve">: النص الرسمي الموحّد للنظام (بوابة هيئة الخبراء) غير متاح من بيئة العمل الحالية، فاعتمدت هذه المراجعة على شروح مكاتب قانونية سعودية متخصصة. أرقام المواد ومضامينها الواردة أدناه تحتاج مطابقة على النص الرسمي.</w:t>
+      </w:r>
+    </w:p>
+    <w:p>
+      <w:pPr>
+        <w:pStyle w:val="ListParagraph"/>
+        <w:numPr>
+          <w:ilvl w:val="0"/>
+          <w:numId w:val="3"/>
+        </w:numPr>
+        <w:bidi/>
+        <w:spacing w:after="80" w:line="300"/>
+        <w:jc w:val="right"/>
+      </w:pPr>
+      <w:r>
+        <w:rPr>
+          <w:rFonts w:ascii="Arial" w:cs="Arial" w:eastAsia="Arial" w:hAnsi="Arial"/>
+          <w:b/>
+          <w:bCs/>
+          <w:rtl/>
+        </w:rPr>
+        <w:t xml:space="preserve">التعديلات</w:t>
+      </w:r>
+      <w:r>
+        <w:rPr>
+          <w:rFonts w:ascii="Arial" w:cs="Arial" w:eastAsia="Arial" w:hAnsi="Arial"/>
+          <w:rtl/>
+        </w:rPr>
+        <w:t xml:space="preserve">: صدرت تعديلات على نظام العمل بدأ سريانها في </w:t>
+      </w:r>
+      <w:r>
+        <w:rPr>
+          <w:rFonts w:ascii="Arial" w:cs="Arial" w:eastAsia="Arial" w:hAnsi="Arial"/>
+          <w:b/>
+          <w:bCs/>
+          <w:rtl/>
+        </w:rPr>
+        <w:t xml:space="preserve">18 فبراير 2025</w:t>
+      </w:r>
+      <w:r>
+        <w:rPr>
+          <w:rFonts w:ascii="Arial" w:cs="Arial" w:eastAsia="Arial" w:hAnsi="Arial"/>
+          <w:rtl/>
+        </w:rPr>
+        <w:t xml:space="preserve"> بموجب المرسوم الملكي رقم (م/44)، وشملت تعديل </w:t>
+      </w:r>
+      <w:r>
+        <w:rPr>
+          <w:rFonts w:ascii="Arial" w:cs="Arial" w:eastAsia="Arial" w:hAnsi="Arial"/>
+          <w:b/>
+          <w:bCs/>
+          <w:rtl/>
+        </w:rPr>
+        <w:t xml:space="preserve">38 مادة</w:t>
+      </w:r>
+      <w:r>
+        <w:rPr>
+          <w:rFonts w:ascii="Arial" w:cs="Arial" w:eastAsia="Arial" w:hAnsi="Arial"/>
+          <w:rtl/>
+        </w:rPr>
+        <w:t xml:space="preserve">، وإلغاء </w:t>
+      </w:r>
+      <w:r>
+        <w:rPr>
+          <w:rFonts w:ascii="Arial" w:cs="Arial" w:eastAsia="Arial" w:hAnsi="Arial"/>
+          <w:b/>
+          <w:bCs/>
+          <w:rtl/>
+        </w:rPr>
+        <w:t xml:space="preserve">7 مواد</w:t>
+      </w:r>
+      <w:r>
+        <w:rPr>
+          <w:rFonts w:ascii="Arial" w:cs="Arial" w:eastAsia="Arial" w:hAnsi="Arial"/>
+          <w:rtl/>
+        </w:rPr>
+        <w:t xml:space="preserve">، وإضافة </w:t>
+      </w:r>
+      <w:r>
+        <w:rPr>
+          <w:rFonts w:ascii="Arial" w:cs="Arial" w:eastAsia="Arial" w:hAnsi="Arial"/>
+          <w:b/>
+          <w:bCs/>
+          <w:rtl/>
+        </w:rPr>
+        <w:t xml:space="preserve">مادتين</w:t>
+      </w:r>
+      <w:r>
+        <w:rPr>
+          <w:rFonts w:ascii="Arial" w:cs="Arial" w:eastAsia="Arial" w:hAnsi="Arial"/>
+          <w:rtl/>
+        </w:rPr>
+        <w:t xml:space="preserve">. لم يتسنَّ حصر ما إذا كانت مواد التأديب (66–73) أو مواد نهاية الخدمة (84–87) قد طالها تعديل، ولذلك تُطابَق كل مادة على النسخة النافذة حالياً.</w:t>
+      </w:r>
+    </w:p>
+    <w:p>
+      <w:pPr>
+        <w:bidi/>
+        <w:spacing w:after="120" w:line="300"/>
+        <w:jc w:val="right"/>
+      </w:pPr>
+      <w:r>
+        <w:rPr>
+          <w:rFonts w:ascii="Arial" w:cs="Arial" w:eastAsia="Arial" w:hAnsi="Arial"/>
+          <w:rtl/>
+        </w:rPr>
+        <w:t xml:space="preserve">ورغم هذا التحفظ، فإن </w:t>
+      </w:r>
+      <w:r>
+        <w:rPr>
+          <w:rFonts w:ascii="Arial" w:cs="Arial" w:eastAsia="Arial" w:hAnsi="Arial"/>
+          <w:b/>
+          <w:bCs/>
+          <w:rtl/>
+        </w:rPr>
+        <w:t xml:space="preserve">اتجاه النتائج</w:t>
+      </w:r>
+      <w:r>
+        <w:rPr>
+          <w:rFonts w:ascii="Arial" w:cs="Arial" w:eastAsia="Arial" w:hAnsi="Arial"/>
+          <w:rtl/>
+        </w:rPr>
+        <w:t xml:space="preserve"> واضح ولا يتغير بتغير رقم مادة: النظام الحالي يحتاج إضافات لا غنى عنها نظاماً، وفيه موضعان يُحتمل أن يخالف فيهما النظام اليوم.</w:t>
+      </w:r>
+    </w:p>
+    <w:p>
+      <w:pPr>
+        <w:pStyle w:val="Heading2"/>
+        <w:bidi/>
+        <w:spacing w:after="140" w:before="280"/>
+        <w:jc w:val="right"/>
+      </w:pPr>
+      <w:r>
+        <w:rPr>
+          <w:rFonts w:ascii="Arial" w:cs="Arial" w:eastAsia="Arial" w:hAnsi="Arial"/>
+          <w:rtl/>
+        </w:rPr>
+        <w:t xml:space="preserve">أولاً — ثلاثة أمور يشترطها النظام والنظام الآلي لا يوفرها اليوم</w:t>
+      </w:r>
+    </w:p>
+    <w:p>
+      <w:pPr>
+        <w:pStyle w:val="Heading3"/>
+        <w:bidi/>
+        <w:spacing w:after="100" w:before="200"/>
+        <w:jc w:val="right"/>
+      </w:pPr>
+      <w:r>
+        <w:rPr>
+          <w:rFonts w:ascii="Arial" w:cs="Arial" w:eastAsia="Arial" w:hAnsi="Arial"/>
+          <w:rtl/>
+        </w:rPr>
+        <w:t xml:space="preserve">١. الإبلاغ الكتابي بالجزاء وإثبات التبليغ</w:t>
+      </w:r>
+    </w:p>
+    <w:p>
+      <w:pPr>
+        <w:bidi/>
+        <w:spacing w:after="120" w:line="300"/>
+        <w:jc w:val="right"/>
+      </w:pPr>
+      <w:r>
+        <w:rPr>
+          <w:rFonts w:ascii="Arial" w:cs="Arial" w:eastAsia="Arial" w:hAnsi="Arial"/>
+          <w:b/>
+          <w:bCs/>
+          <w:rtl/>
+        </w:rPr>
+        <w:t xml:space="preserve">المادة 72</w:t>
+      </w:r>
+      <w:r>
+        <w:rPr>
+          <w:rFonts w:ascii="Arial" w:cs="Arial" w:eastAsia="Arial" w:hAnsi="Arial"/>
+          <w:rtl/>
+        </w:rPr>
+        <w:t xml:space="preserve"> توجب إبلاغ العامل </w:t>
+      </w:r>
+      <w:r>
+        <w:rPr>
+          <w:rFonts w:ascii="Arial" w:cs="Arial" w:eastAsia="Arial" w:hAnsi="Arial"/>
+          <w:b/>
+          <w:bCs/>
+          <w:rtl/>
+        </w:rPr>
+        <w:t xml:space="preserve">كتابةً</w:t>
+      </w:r>
+      <w:r>
+        <w:rPr>
+          <w:rFonts w:ascii="Arial" w:cs="Arial" w:eastAsia="Arial" w:hAnsi="Arial"/>
+          <w:rtl/>
+        </w:rPr>
+        <w:t xml:space="preserve"> بقرار توقيع الجزاء؛ فإن امتنع عن الاستلام أو كان غائباً، يُرسل البلاغ </w:t>
+      </w:r>
+      <w:r>
+        <w:rPr>
+          <w:rFonts w:ascii="Arial" w:cs="Arial" w:eastAsia="Arial" w:hAnsi="Arial"/>
+          <w:b/>
+          <w:bCs/>
+          <w:rtl/>
+        </w:rPr>
+        <w:t xml:space="preserve">بخطاب مسجّل على عنوانه المبيّن في ملفه</w:t>
+      </w:r>
+      <w:r>
+        <w:rPr>
+          <w:rFonts w:ascii="Arial" w:cs="Arial" w:eastAsia="Arial" w:hAnsi="Arial"/>
+          <w:rtl/>
+        </w:rPr>
+        <w:t xml:space="preserve">، وللعامل حق الاعتراض على القرار.</w:t>
+      </w:r>
+    </w:p>
+    <w:p>
+      <w:pPr>
+        <w:bidi/>
+        <w:spacing w:after="120" w:line="300"/>
+        <w:jc w:val="right"/>
+      </w:pPr>
+      <w:r>
+        <w:rPr>
+          <w:rFonts w:ascii="Arial" w:cs="Arial" w:eastAsia="Arial" w:hAnsi="Arial"/>
+          <w:b/>
+          <w:bCs/>
+          <w:rtl/>
+        </w:rPr>
+        <w:t xml:space="preserve">الوضع اليوم:</w:t>
+      </w:r>
+      <w:r>
+        <w:rPr>
+          <w:rFonts w:ascii="Arial" w:cs="Arial" w:eastAsia="Arial" w:hAnsi="Arial"/>
+          <w:rtl/>
+        </w:rPr>
+        <w:t xml:space="preserve"> النظام يسجّل الجزاء ويرسل إشعاراً بالبريد الإلكتروني، ولا يُصدر مستنداً كتابياً ولا يوثّق تسلّم العامل له.</w:t>
+      </w:r>
+    </w:p>
+    <w:p>
+      <w:pPr>
+        <w:bidi/>
+        <w:spacing w:after="120" w:line="300"/>
+        <w:jc w:val="right"/>
+      </w:pPr>
+      <w:r>
+        <w:rPr>
+          <w:rFonts w:ascii="Arial" w:cs="Arial" w:eastAsia="Arial" w:hAnsi="Arial"/>
+          <w:b/>
+          <w:bCs/>
+          <w:rtl/>
+        </w:rPr>
+        <w:t xml:space="preserve">ما يعالجه:</w:t>
+      </w:r>
+      <w:r>
+        <w:rPr>
+          <w:rFonts w:ascii="Arial" w:cs="Arial" w:eastAsia="Arial" w:hAnsi="Arial"/>
+          <w:rtl/>
+        </w:rPr>
+        <w:t xml:space="preserve"> مقترح </w:t>
+      </w:r>
+      <w:r>
+        <w:rPr>
+          <w:rFonts w:ascii="Arial" w:cs="Arial" w:eastAsia="Arial" w:hAnsi="Arial"/>
+          <w:b/>
+          <w:bCs/>
+          <w:rtl/>
+        </w:rPr>
+        <w:t xml:space="preserve">١</w:t>
+      </w:r>
+      <w:r>
+        <w:rPr>
+          <w:rFonts w:ascii="Arial" w:cs="Arial" w:eastAsia="Arial" w:hAnsi="Arial"/>
+          <w:rtl/>
+        </w:rPr>
+        <w:t xml:space="preserve"> (الخطابات وتوثيق الإقرار) بكامله — بما فيه حالة رفض الاستلام. ويلزم كذلك أن يحمل ملف الموظف </w:t>
+      </w:r>
+      <w:r>
+        <w:rPr>
+          <w:rFonts w:ascii="Arial" w:cs="Arial" w:eastAsia="Arial" w:hAnsi="Arial"/>
+          <w:b/>
+          <w:bCs/>
+          <w:rtl/>
+        </w:rPr>
+        <w:t xml:space="preserve">عنوانه</w:t>
+      </w:r>
+      <w:r>
+        <w:rPr>
+          <w:rFonts w:ascii="Arial" w:cs="Arial" w:eastAsia="Arial" w:hAnsi="Arial"/>
+          <w:rtl/>
+        </w:rPr>
+        <w:t xml:space="preserve"> ليتحقق مسار الخطاب المسجّل، وهو ضمن مقترح </w:t>
+      </w:r>
+      <w:r>
+        <w:rPr>
+          <w:rFonts w:ascii="Arial" w:cs="Arial" w:eastAsia="Arial" w:hAnsi="Arial"/>
+          <w:b/>
+          <w:bCs/>
+          <w:rtl/>
+        </w:rPr>
+        <w:t xml:space="preserve">٢</w:t>
+      </w:r>
+      <w:r>
+        <w:rPr>
+          <w:rFonts w:ascii="Arial" w:cs="Arial" w:eastAsia="Arial" w:hAnsi="Arial"/>
+          <w:rtl/>
+        </w:rPr>
+        <w:t xml:space="preserve">.</w:t>
+      </w:r>
+    </w:p>
+    <w:p>
+      <w:pPr>
+        <w:pStyle w:val="Heading3"/>
+        <w:bidi/>
+        <w:spacing w:after="100" w:before="200"/>
+        <w:jc w:val="right"/>
+      </w:pPr>
+      <w:r>
+        <w:rPr>
+          <w:rFonts w:ascii="Arial" w:cs="Arial" w:eastAsia="Arial" w:hAnsi="Arial"/>
+          <w:rtl/>
+        </w:rPr>
+        <w:t xml:space="preserve">٢. التحقيق وسماع الدفاع قبل توقيع الجزاء</w:t>
+      </w:r>
+    </w:p>
+    <w:p>
+      <w:pPr>
+        <w:bidi/>
+        <w:spacing w:after="120" w:line="300"/>
+        <w:jc w:val="right"/>
+      </w:pPr>
+      <w:r>
+        <w:rPr>
+          <w:rFonts w:ascii="Arial" w:cs="Arial" w:eastAsia="Arial" w:hAnsi="Arial"/>
+          <w:b/>
+          <w:bCs/>
+          <w:rtl/>
+        </w:rPr>
+        <w:t xml:space="preserve">المادة 71</w:t>
+      </w:r>
+      <w:r>
+        <w:rPr>
+          <w:rFonts w:ascii="Arial" w:cs="Arial" w:eastAsia="Arial" w:hAnsi="Arial"/>
+          <w:rtl/>
+        </w:rPr>
+        <w:t xml:space="preserve"> لا تجيز توقيع جزاء تأديبي إلا بعد </w:t>
+      </w:r>
+      <w:r>
+        <w:rPr>
+          <w:rFonts w:ascii="Arial" w:cs="Arial" w:eastAsia="Arial" w:hAnsi="Arial"/>
+          <w:b/>
+          <w:bCs/>
+          <w:rtl/>
+        </w:rPr>
+        <w:t xml:space="preserve">إبلاغ العامل كتابةً بما نُسب إليه، واستجوابه، وتحقيق دفاعه</w:t>
+      </w:r>
+      <w:r>
+        <w:rPr>
+          <w:rFonts w:ascii="Arial" w:cs="Arial" w:eastAsia="Arial" w:hAnsi="Arial"/>
+          <w:rtl/>
+        </w:rPr>
+        <w:t xml:space="preserve">، وإثبات ذلك في </w:t>
+      </w:r>
+      <w:r>
+        <w:rPr>
+          <w:rFonts w:ascii="Arial" w:cs="Arial" w:eastAsia="Arial" w:hAnsi="Arial"/>
+          <w:b/>
+          <w:bCs/>
+          <w:rtl/>
+        </w:rPr>
+        <w:t xml:space="preserve">محضر يودع في ملفه الخاص</w:t>
+      </w:r>
+      <w:r>
+        <w:rPr>
+          <w:rFonts w:ascii="Arial" w:cs="Arial" w:eastAsia="Arial" w:hAnsi="Arial"/>
+          <w:rtl/>
+        </w:rPr>
+        <w:t xml:space="preserve">.</w:t>
+      </w:r>
+    </w:p>
+    <w:p>
+      <w:pPr>
+        <w:bidi/>
+        <w:spacing w:after="120" w:line="300"/>
+        <w:jc w:val="right"/>
+      </w:pPr>
+      <w:r>
+        <w:rPr>
+          <w:rFonts w:ascii="Arial" w:cs="Arial" w:eastAsia="Arial" w:hAnsi="Arial"/>
+          <w:b/>
+          <w:bCs/>
+          <w:rtl/>
+        </w:rPr>
+        <w:t xml:space="preserve">الوضع اليوم:</w:t>
+      </w:r>
+      <w:r>
+        <w:rPr>
+          <w:rFonts w:ascii="Arial" w:cs="Arial" w:eastAsia="Arial" w:hAnsi="Arial"/>
+          <w:rtl/>
+        </w:rPr>
+        <w:t xml:space="preserve"> النظام يحتسب الجزاء لحظة تسجيل المخالفة. لا يوجد أي أثر لاستجواب أو دفاع أو محضر.</w:t>
+      </w:r>
+    </w:p>
+    <w:p>
+      <w:pPr>
+        <w:bidi/>
+        <w:spacing w:after="120" w:line="300"/>
+        <w:jc w:val="right"/>
+      </w:pPr>
+      <w:r>
+        <w:rPr>
+          <w:rFonts w:ascii="Arial" w:cs="Arial" w:eastAsia="Arial" w:hAnsi="Arial"/>
+          <w:b/>
+          <w:bCs/>
+          <w:rtl/>
+        </w:rPr>
+        <w:t xml:space="preserve">ما يعالجه:</w:t>
+      </w:r>
+      <w:r>
+        <w:rPr>
+          <w:rFonts w:ascii="Arial" w:cs="Arial" w:eastAsia="Arial" w:hAnsi="Arial"/>
+          <w:rtl/>
+        </w:rPr>
+        <w:t xml:space="preserve"> مقترح </w:t>
+      </w:r>
+      <w:r>
+        <w:rPr>
+          <w:rFonts w:ascii="Arial" w:cs="Arial" w:eastAsia="Arial" w:hAnsi="Arial"/>
+          <w:b/>
+          <w:bCs/>
+          <w:rtl/>
+        </w:rPr>
+        <w:t xml:space="preserve">١</w:t>
+      </w:r>
+      <w:r>
+        <w:rPr>
+          <w:rFonts w:ascii="Arial" w:cs="Arial" w:eastAsia="Arial" w:hAnsi="Arial"/>
+          <w:rtl/>
+        </w:rPr>
+        <w:t xml:space="preserve"> (الإبلاغ) + مقترح </w:t>
+      </w:r>
+      <w:r>
+        <w:rPr>
+          <w:rFonts w:ascii="Arial" w:cs="Arial" w:eastAsia="Arial" w:hAnsi="Arial"/>
+          <w:b/>
+          <w:bCs/>
+          <w:rtl/>
+        </w:rPr>
+        <w:t xml:space="preserve">٢</w:t>
+      </w:r>
+      <w:r>
+        <w:rPr>
+          <w:rFonts w:ascii="Arial" w:cs="Arial" w:eastAsia="Arial" w:hAnsi="Arial"/>
+          <w:rtl/>
+        </w:rPr>
+        <w:t xml:space="preserve"> (الملاحظات الداخلية بمرفقات، وهي الوعاء الطبيعي للمحضر). ويُقترح إضافةً على ذلك أن تحمل المخالفة </w:t>
+      </w:r>
+      <w:r>
+        <w:rPr>
+          <w:rFonts w:ascii="Arial" w:cs="Arial" w:eastAsia="Arial" w:hAnsi="Arial"/>
+          <w:b/>
+          <w:bCs/>
+          <w:rtl/>
+        </w:rPr>
+        <w:t xml:space="preserve">حالة صريحة</w:t>
+      </w:r>
+      <w:r>
+        <w:rPr>
+          <w:rFonts w:ascii="Arial" w:cs="Arial" w:eastAsia="Arial" w:hAnsi="Arial"/>
+          <w:rtl/>
+        </w:rPr>
+        <w:t xml:space="preserve">: قيد ← جارٍ التحقيق ← وقّع الجزاء، بحيث لا يُصدر خطاب الجزاء قبل تسجيل المحضر — فيصير النظام مانعاً للمخالفة الإجرائية لا مجرد مسجّل لها.</w:t>
+      </w:r>
+    </w:p>
+    <w:p>
+      <w:pPr>
+        <w:pStyle w:val="Heading3"/>
+        <w:bidi/>
+        <w:spacing w:after="100" w:before="200"/>
+        <w:jc w:val="right"/>
+      </w:pPr>
+      <w:r>
+        <w:rPr>
+          <w:rFonts w:ascii="Arial" w:cs="Arial" w:eastAsia="Arial" w:hAnsi="Arial"/>
+          <w:rtl/>
+        </w:rPr>
+        <w:t xml:space="preserve">٣. ألا يقع جزاء خارج لائحة معتمدة</w:t>
+      </w:r>
+    </w:p>
+    <w:p>
+      <w:pPr>
+        <w:bidi/>
+        <w:spacing w:after="120" w:line="300"/>
+        <w:jc w:val="right"/>
+      </w:pPr>
+      <w:r>
+        <w:rPr>
+          <w:rFonts w:ascii="Arial" w:cs="Arial" w:eastAsia="Arial" w:hAnsi="Arial"/>
+          <w:b/>
+          <w:bCs/>
+          <w:rtl/>
+        </w:rPr>
+        <w:t xml:space="preserve">المادة 67</w:t>
+      </w:r>
+      <w:r>
+        <w:rPr>
+          <w:rFonts w:ascii="Arial" w:cs="Arial" w:eastAsia="Arial" w:hAnsi="Arial"/>
+          <w:rtl/>
+        </w:rPr>
+        <w:t xml:space="preserve"> لا تجيز توقيع جزاء غير وارد في النظام أو في </w:t>
+      </w:r>
+      <w:r>
+        <w:rPr>
+          <w:rFonts w:ascii="Arial" w:cs="Arial" w:eastAsia="Arial" w:hAnsi="Arial"/>
+          <w:b/>
+          <w:bCs/>
+          <w:rtl/>
+        </w:rPr>
+        <w:t xml:space="preserve">لائحة تنظيم العمل</w:t>
+      </w:r>
+      <w:r>
+        <w:rPr>
+          <w:rFonts w:ascii="Arial" w:cs="Arial" w:eastAsia="Arial" w:hAnsi="Arial"/>
+          <w:rtl/>
+        </w:rPr>
+        <w:t xml:space="preserve"> المعتمدة.</w:t>
+      </w:r>
+    </w:p>
+    <w:p>
+      <w:pPr>
+        <w:bidi/>
+        <w:spacing w:after="120" w:line="300"/>
+        <w:jc w:val="right"/>
+      </w:pPr>
+      <w:r>
+        <w:rPr>
+          <w:rFonts w:ascii="Arial" w:cs="Arial" w:eastAsia="Arial" w:hAnsi="Arial"/>
+          <w:b/>
+          <w:bCs/>
+          <w:rtl/>
+        </w:rPr>
+        <w:t xml:space="preserve">ما يعنيه:</w:t>
+      </w:r>
+      <w:r>
+        <w:rPr>
+          <w:rFonts w:ascii="Arial" w:cs="Arial" w:eastAsia="Arial" w:hAnsi="Arial"/>
+          <w:rtl/>
+        </w:rPr>
+        <w:t xml:space="preserve"> مصفوفة الجزاءات المبنية داخل النظام (٢٩ مخالفة و٥ درجات) يجب أن تكون </w:t>
+      </w:r>
+      <w:r>
+        <w:rPr>
+          <w:rFonts w:ascii="Arial" w:cs="Arial" w:eastAsia="Arial" w:hAnsi="Arial"/>
+          <w:b/>
+          <w:bCs/>
+          <w:rtl/>
+        </w:rPr>
+        <w:t xml:space="preserve">نسخة مطابقة</w:t>
+      </w:r>
+      <w:r>
+        <w:rPr>
+          <w:rFonts w:ascii="Arial" w:cs="Arial" w:eastAsia="Arial" w:hAnsi="Arial"/>
+          <w:rtl/>
+        </w:rPr>
+        <w:t xml:space="preserve"> للائحة تنظيم العمل المعتمدة من الوزارة. أي بند في النظام الآلي لا أصل له في اللائحة المعتمدة يجعل الجزاء المبني عليه محل طعن. ويُنصح بإرفاق نسخة اللائحة المعتمدة داخل النظام (مقترح </w:t>
+      </w:r>
+      <w:r>
+        <w:rPr>
+          <w:rFonts w:ascii="Arial" w:cs="Arial" w:eastAsia="Arial" w:hAnsi="Arial"/>
+          <w:b/>
+          <w:bCs/>
+          <w:rtl/>
+        </w:rPr>
+        <w:t xml:space="preserve">٣</w:t>
+      </w:r>
+      <w:r>
+        <w:rPr>
+          <w:rFonts w:ascii="Arial" w:cs="Arial" w:eastAsia="Arial" w:hAnsi="Arial"/>
+          <w:rtl/>
+        </w:rPr>
+        <w:t xml:space="preserve"> في نسخته الخاصة بنشر السياسات) وربط كل نوع مخالفة ببندها في اللائحة، ليظهر رقم البند في الخطاب.</w:t>
+      </w:r>
+    </w:p>
+    <w:p>
+      <w:pPr>
+        <w:pStyle w:val="Heading2"/>
+        <w:bidi/>
+        <w:spacing w:after="140" w:before="280"/>
+        <w:jc w:val="right"/>
+      </w:pPr>
+      <w:r>
+        <w:rPr>
+          <w:rFonts w:ascii="Arial" w:cs="Arial" w:eastAsia="Arial" w:hAnsi="Arial"/>
+          <w:rtl/>
+        </w:rPr>
+        <w:t xml:space="preserve">ثانياً — مراجعة محرك الجزاءات الحالي مقابل النظام</w:t>
+      </w:r>
+    </w:p>
+    <w:p>
+      <w:pPr>
+        <w:bidi/>
+        <w:spacing w:after="120" w:line="300"/>
+        <w:jc w:val="right"/>
+      </w:pPr>
+      <w:r>
+        <w:rPr>
+          <w:rFonts w:ascii="Arial" w:cs="Arial" w:eastAsia="Arial" w:hAnsi="Arial"/>
+          <w:rtl/>
+        </w:rPr>
+        <w:t xml:space="preserve">هنا يكمن أهم ما في هذه الوثيقة: </w:t>
+      </w:r>
+      <w:r>
+        <w:rPr>
+          <w:rFonts w:ascii="Arial" w:cs="Arial" w:eastAsia="Arial" w:hAnsi="Arial"/>
+          <w:b/>
+          <w:bCs/>
+          <w:rtl/>
+        </w:rPr>
+        <w:t xml:space="preserve">موضعان يُرجَّح أن النظام الآلي يخالف فيهما النظام اليوم.</w:t>
+      </w:r>
+    </w:p>
+    <w:p>
+      <w:pPr>
+        <w:pStyle w:val="Heading3"/>
+        <w:bidi/>
+        <w:spacing w:after="100" w:before="200"/>
+        <w:jc w:val="right"/>
+      </w:pPr>
+      <w:r>
+        <w:rPr>
+          <w:rFonts w:ascii="Arial" w:cs="Arial" w:eastAsia="Arial" w:hAnsi="Arial"/>
+          <w:rtl/>
+        </w:rPr>
+        <w:t xml:space="preserve">⚠️ أ. لا يوجد سقف شهري للخصم — والنظام يضع سقفاً</w:t>
+      </w:r>
+    </w:p>
+    <w:p>
+      <w:pPr>
+        <w:bidi/>
+        <w:spacing w:after="120" w:line="300"/>
+        <w:jc w:val="right"/>
+      </w:pPr>
+      <w:r>
+        <w:rPr>
+          <w:rFonts w:ascii="Arial" w:cs="Arial" w:eastAsia="Arial" w:hAnsi="Arial"/>
+          <w:b/>
+          <w:bCs/>
+          <w:rtl/>
+        </w:rPr>
+        <w:t xml:space="preserve">المادة 70</w:t>
+      </w:r>
+      <w:r>
+        <w:rPr>
+          <w:rFonts w:ascii="Arial" w:cs="Arial" w:eastAsia="Arial" w:hAnsi="Arial"/>
+          <w:rtl/>
+        </w:rPr>
+        <w:t xml:space="preserve"> لا تجيز أن تتجاوز الغرامة أجر </w:t>
+      </w:r>
+      <w:r>
+        <w:rPr>
+          <w:rFonts w:ascii="Arial" w:cs="Arial" w:eastAsia="Arial" w:hAnsi="Arial"/>
+          <w:b/>
+          <w:bCs/>
+          <w:rtl/>
+        </w:rPr>
+        <w:t xml:space="preserve">خمسة أيام</w:t>
+      </w:r>
+      <w:r>
+        <w:rPr>
+          <w:rFonts w:ascii="Arial" w:cs="Arial" w:eastAsia="Arial" w:hAnsi="Arial"/>
+          <w:rtl/>
+        </w:rPr>
+        <w:t xml:space="preserve">، ولا أن يُخصم من أجر العامل في الشهر الواحد أكثر من </w:t>
+      </w:r>
+      <w:r>
+        <w:rPr>
+          <w:rFonts w:ascii="Arial" w:cs="Arial" w:eastAsia="Arial" w:hAnsi="Arial"/>
+          <w:b/>
+          <w:bCs/>
+          <w:rtl/>
+        </w:rPr>
+        <w:t xml:space="preserve">أجر خمسة أيام</w:t>
+      </w:r>
+      <w:r>
+        <w:rPr>
+          <w:rFonts w:ascii="Arial" w:cs="Arial" w:eastAsia="Arial" w:hAnsi="Arial"/>
+          <w:rtl/>
+        </w:rPr>
+        <w:t xml:space="preserve"> سداداً للغرامات.</w:t>
+      </w:r>
+    </w:p>
+    <w:p>
+      <w:pPr>
+        <w:bidi/>
+        <w:spacing w:after="120" w:line="300"/>
+        <w:jc w:val="right"/>
+      </w:pPr>
+      <w:r>
+        <w:rPr>
+          <w:rFonts w:ascii="Arial" w:cs="Arial" w:eastAsia="Arial" w:hAnsi="Arial"/>
+          <w:b/>
+          <w:bCs/>
+          <w:rtl/>
+        </w:rPr>
+        <w:t xml:space="preserve">الوضع اليوم:</w:t>
+      </w:r>
+      <w:r>
+        <w:rPr>
+          <w:rFonts w:ascii="Arial" w:cs="Arial" w:eastAsia="Arial" w:hAnsi="Arial"/>
+          <w:rtl/>
+        </w:rPr>
+        <w:t xml:space="preserve"> درجات المصفوفة منفردةً تحت السقف (البرتقالي نصف يوم، الأحمر يومان، الأسود أربعة أيام). </w:t>
+      </w:r>
+      <w:r>
+        <w:rPr>
+          <w:rFonts w:ascii="Arial" w:cs="Arial" w:eastAsia="Arial" w:hAnsi="Arial"/>
+          <w:b/>
+          <w:bCs/>
+          <w:rtl/>
+        </w:rPr>
+        <w:t xml:space="preserve">لكن النظام لا يجمع خصومات الشهر ولا يفحص سقفاً.</w:t>
+      </w:r>
+      <w:r>
+        <w:rPr>
+          <w:rFonts w:ascii="Arial" w:cs="Arial" w:eastAsia="Arial" w:hAnsi="Arial"/>
+          <w:rtl/>
+        </w:rPr>
+        <w:t xml:space="preserve"> فموظف يقع منه مخالفتان في شهر واحد — أسود (٤ أيام) وأحمر (يومان) — يُحتسب عليه </w:t>
+      </w:r>
+      <w:r>
+        <w:rPr>
+          <w:rFonts w:ascii="Arial" w:cs="Arial" w:eastAsia="Arial" w:hAnsi="Arial"/>
+          <w:b/>
+          <w:bCs/>
+          <w:rtl/>
+        </w:rPr>
+        <w:t xml:space="preserve">٦ أيام في شهر واحد</w:t>
+      </w:r>
+      <w:r>
+        <w:rPr>
+          <w:rFonts w:ascii="Arial" w:cs="Arial" w:eastAsia="Arial" w:hAnsi="Arial"/>
+          <w:rtl/>
+        </w:rPr>
+        <w:t xml:space="preserve">، وهو تجاوز للسقف. ويزيد الأمر أن </w:t>
+      </w:r>
+      <w:r>
+        <w:rPr>
+          <w:rFonts w:ascii="Arial" w:cs="Arial" w:eastAsia="Arial" w:hAnsi="Arial"/>
+          <w:b/>
+          <w:bCs/>
+          <w:rtl/>
+        </w:rPr>
+        <w:t xml:space="preserve">تعديل الخصم يدوياً (`override_days`) يقبل أي قيمة دون حد</w:t>
+      </w:r>
+      <w:r>
+        <w:rPr>
+          <w:rFonts w:ascii="Arial" w:cs="Arial" w:eastAsia="Arial" w:hAnsi="Arial"/>
+          <w:rtl/>
+        </w:rPr>
+        <w:t xml:space="preserve">.</w:t>
+      </w:r>
+    </w:p>
+    <w:p>
+      <w:pPr>
+        <w:bidi/>
+        <w:spacing w:after="120" w:line="300"/>
+        <w:jc w:val="right"/>
+      </w:pPr>
+      <w:r>
+        <w:rPr>
+          <w:rFonts w:ascii="Arial" w:cs="Arial" w:eastAsia="Arial" w:hAnsi="Arial"/>
+          <w:b/>
+          <w:bCs/>
+          <w:rtl/>
+        </w:rPr>
+        <w:t xml:space="preserve">المطلوب:</w:t>
+      </w:r>
+      <w:r>
+        <w:rPr>
+          <w:rFonts w:ascii="Arial" w:cs="Arial" w:eastAsia="Arial" w:hAnsi="Arial"/>
+          <w:rtl/>
+        </w:rPr>
+        <w:t xml:space="preserve"> أن يحسب النظام إجمالي الخصم لكل موظف داخل الشهر، وأن </w:t>
+      </w:r>
+      <w:r>
+        <w:rPr>
+          <w:rFonts w:ascii="Arial" w:cs="Arial" w:eastAsia="Arial" w:hAnsi="Arial"/>
+          <w:b/>
+          <w:bCs/>
+          <w:rtl/>
+        </w:rPr>
+        <w:t xml:space="preserve">يمنع أو ينبّه</w:t>
+      </w:r>
+      <w:r>
+        <w:rPr>
+          <w:rFonts w:ascii="Arial" w:cs="Arial" w:eastAsia="Arial" w:hAnsi="Arial"/>
+          <w:rtl/>
+        </w:rPr>
+        <w:t xml:space="preserve"> عند تجاوز أجر خمسة أيام، مع ترحيل الفائض إلى الشهر التالي إن كان ذلك هو المعمول به لدى الشركة. هذا ضبط في المحرك نفسه، ولا يغطيه أي من المقترحات الحالية — ويُقترح إضافته كبند تصحيح مستقل ذي أولوية عالية.</w:t>
+      </w:r>
+    </w:p>
+    <w:p>
+      <w:pPr>
+        <w:pStyle w:val="Heading3"/>
+        <w:bidi/>
+        <w:spacing w:after="100" w:before="200"/>
+        <w:jc w:val="right"/>
+      </w:pPr>
+      <w:r>
+        <w:rPr>
+          <w:rFonts w:ascii="Arial" w:cs="Arial" w:eastAsia="Arial" w:hAnsi="Arial"/>
+          <w:rtl/>
+        </w:rPr>
+        <w:t xml:space="preserve">⚠️ ب. نافذة التصعيد تُحسب من تاريخ خاطئ</w:t>
+      </w:r>
+    </w:p>
+    <w:p>
+      <w:pPr>
+        <w:bidi/>
+        <w:spacing w:after="120" w:line="300"/>
+        <w:jc w:val="right"/>
+      </w:pPr>
+      <w:r>
+        <w:rPr>
+          <w:rFonts w:ascii="Arial" w:cs="Arial" w:eastAsia="Arial" w:hAnsi="Arial"/>
+          <w:b/>
+          <w:bCs/>
+          <w:rtl/>
+        </w:rPr>
+        <w:t xml:space="preserve">المادة 68</w:t>
+      </w:r>
+      <w:r>
+        <w:rPr>
+          <w:rFonts w:ascii="Arial" w:cs="Arial" w:eastAsia="Arial" w:hAnsi="Arial"/>
+          <w:rtl/>
+        </w:rPr>
+        <w:t xml:space="preserve"> لا تجيز تشديد الجزاء عند تكرار المخالفة إذا انقضى على المخالفة السابقة </w:t>
+      </w:r>
+      <w:r>
+        <w:rPr>
+          <w:rFonts w:ascii="Arial" w:cs="Arial" w:eastAsia="Arial" w:hAnsi="Arial"/>
+          <w:b/>
+          <w:bCs/>
+          <w:rtl/>
+        </w:rPr>
+        <w:t xml:space="preserve">مائة وثمانون يوماً من تاريخ إبلاغ العامل بتوقيع الجزاء</w:t>
+      </w:r>
+      <w:r>
+        <w:rPr>
+          <w:rFonts w:ascii="Arial" w:cs="Arial" w:eastAsia="Arial" w:hAnsi="Arial"/>
+          <w:rtl/>
+        </w:rPr>
+        <w:t xml:space="preserve"> عليه عن تلك المخالفة.</w:t>
+      </w:r>
+    </w:p>
+    <w:p>
+      <w:pPr>
+        <w:bidi/>
+        <w:spacing w:after="120" w:line="300"/>
+        <w:jc w:val="right"/>
+      </w:pPr>
+      <w:r>
+        <w:rPr>
+          <w:rFonts w:ascii="Arial" w:cs="Arial" w:eastAsia="Arial" w:hAnsi="Arial"/>
+          <w:b/>
+          <w:bCs/>
+          <w:rtl/>
+        </w:rPr>
+        <w:t xml:space="preserve">الوضع اليوم — نقطتان:</w:t>
+      </w:r>
+    </w:p>
+    <w:p>
+      <w:pPr>
+        <w:pStyle w:val="ListParagraph"/>
+        <w:numPr>
+          <w:ilvl w:val="0"/>
+          <w:numId w:val="2"/>
+        </w:numPr>
+        <w:bidi/>
+        <w:spacing w:after="80" w:line="300"/>
+        <w:jc w:val="right"/>
+      </w:pPr>
+      <w:r>
+        <w:rPr>
+          <w:rFonts w:ascii="Arial" w:cs="Arial" w:eastAsia="Arial" w:hAnsi="Arial"/>
+          <w:b/>
+          <w:bCs/>
+          <w:rtl/>
+        </w:rPr>
+        <w:t xml:space="preserve">المدد نفسها سليمة.</w:t>
+      </w:r>
+      <w:r>
+        <w:rPr>
+          <w:rFonts w:ascii="Arial" w:cs="Arial" w:eastAsia="Arial" w:hAnsi="Arial"/>
+          <w:rtl/>
+        </w:rPr>
+        <w:t xml:space="preserve"> نوافذ النظام (٣٠ / ٦٠ / ٩٠ / ١٨٠ يوماً بحسب نوع المخالفة) لا تتجاوز السقف النظامي؛ فالمدد الأقصر أشد على الشركة وأرفق بالعامل، وذلك جائز. </w:t>
+      </w:r>
+      <w:r>
+        <w:rPr>
+          <w:rFonts w:ascii="Arial" w:cs="Arial" w:eastAsia="Arial" w:hAnsi="Arial"/>
+          <w:b/>
+          <w:bCs/>
+          <w:rtl/>
+        </w:rPr>
+        <w:t xml:space="preserve">لكن يجب ألا تُرفع أي نافذة فوق ١٨٠ يوماً مستقبلاً</w:t>
+      </w:r>
+      <w:r>
+        <w:rPr>
+          <w:rFonts w:ascii="Arial" w:cs="Arial" w:eastAsia="Arial" w:hAnsi="Arial"/>
+          <w:rtl/>
+        </w:rPr>
+        <w:t xml:space="preserve"> — وهي نقطة تُثبَّت في إعدادات النظام كحد أقصى لا يُتجاوز.</w:t>
+      </w:r>
+    </w:p>
+    <w:p>
+      <w:pPr>
+        <w:pStyle w:val="ListParagraph"/>
+        <w:numPr>
+          <w:ilvl w:val="0"/>
+          <w:numId w:val="2"/>
+        </w:numPr>
+        <w:bidi/>
+        <w:spacing w:after="80" w:line="300"/>
+        <w:jc w:val="right"/>
+      </w:pPr>
+      <w:r>
+        <w:rPr>
+          <w:rFonts w:ascii="Arial" w:cs="Arial" w:eastAsia="Arial" w:hAnsi="Arial"/>
+          <w:b/>
+          <w:bCs/>
+          <w:rtl/>
+        </w:rPr>
+        <w:t xml:space="preserve">نقطة البداية غير سليمة.</w:t>
+      </w:r>
+      <w:r>
+        <w:rPr>
+          <w:rFonts w:ascii="Arial" w:cs="Arial" w:eastAsia="Arial" w:hAnsi="Arial"/>
+          <w:rtl/>
+        </w:rPr>
+        <w:t xml:space="preserve"> النظام يحسب النافذة من </w:t>
+      </w:r>
+      <w:r>
+        <w:rPr>
+          <w:rFonts w:ascii="Arial" w:cs="Arial" w:eastAsia="Arial" w:hAnsi="Arial"/>
+          <w:b/>
+          <w:bCs/>
+          <w:rtl/>
+        </w:rPr>
+        <w:t xml:space="preserve">تاريخ تسجيل المخالفة السابقة في النظام</w:t>
+      </w:r>
+      <w:r>
+        <w:rPr>
+          <w:rFonts w:ascii="Arial" w:cs="Arial" w:eastAsia="Arial" w:hAnsi="Arial"/>
+          <w:rtl/>
+        </w:rPr>
+        <w:t xml:space="preserve">، بينما النظام القانوني يحسبها من </w:t>
+      </w:r>
+      <w:r>
+        <w:rPr>
+          <w:rFonts w:ascii="Arial" w:cs="Arial" w:eastAsia="Arial" w:hAnsi="Arial"/>
+          <w:b/>
+          <w:bCs/>
+          <w:rtl/>
+        </w:rPr>
+        <w:t xml:space="preserve">تاريخ إبلاغ العامل بالجزاء</w:t>
+      </w:r>
+      <w:r>
+        <w:rPr>
+          <w:rFonts w:ascii="Arial" w:cs="Arial" w:eastAsia="Arial" w:hAnsi="Arial"/>
+          <w:rtl/>
+        </w:rPr>
+        <w:t xml:space="preserve">. والتاريخان مختلفان عملياً بأيام أو أسابيع.</w:t>
+      </w:r>
+    </w:p>
+    <w:p>
+      <w:pPr>
+        <w:bidi/>
+        <w:spacing w:after="120" w:line="300"/>
+        <w:jc w:val="right"/>
+      </w:pPr>
+      <w:r>
+        <w:rPr>
+          <w:rFonts w:ascii="Arial" w:cs="Arial" w:eastAsia="Arial" w:hAnsi="Arial"/>
+          <w:b/>
+          <w:bCs/>
+          <w:rtl/>
+        </w:rPr>
+        <w:t xml:space="preserve">الأثر:</w:t>
+      </w:r>
+      <w:r>
+        <w:rPr>
+          <w:rFonts w:ascii="Arial" w:cs="Arial" w:eastAsia="Arial" w:hAnsi="Arial"/>
+          <w:rtl/>
+        </w:rPr>
+        <w:t xml:space="preserve"> هذا يجعل </w:t>
+      </w:r>
+      <w:r>
+        <w:rPr>
+          <w:rFonts w:ascii="Arial" w:cs="Arial" w:eastAsia="Arial" w:hAnsi="Arial"/>
+          <w:b/>
+          <w:bCs/>
+          <w:rtl/>
+        </w:rPr>
+        <w:t xml:space="preserve">تاريخ الإقرار في مقترح ١ عنصراً محورياً في المحرك نفسه، لا مجرد توثيق</w:t>
+      </w:r>
+      <w:r>
+        <w:rPr>
+          <w:rFonts w:ascii="Arial" w:cs="Arial" w:eastAsia="Arial" w:hAnsi="Arial"/>
+          <w:rtl/>
+        </w:rPr>
+        <w:t xml:space="preserve">: هو التاريخ الذي يجب أن تنطلق منه نافذة التصعيد. وبدونه قد يُصعَّد جزاء كان يجب أن يسقط تصعيده، وهو ما يُبطل الجزاء الأشد عند الطعن.</w:t>
+      </w:r>
+    </w:p>
+    <w:p>
+      <w:pPr>
+        <w:pStyle w:val="Heading3"/>
+        <w:bidi/>
+        <w:spacing w:after="100" w:before="200"/>
+        <w:jc w:val="right"/>
+      </w:pPr>
+      <w:r>
+        <w:rPr>
+          <w:rFonts w:ascii="Arial" w:cs="Arial" w:eastAsia="Arial" w:hAnsi="Arial"/>
+          <w:rtl/>
+        </w:rPr>
+        <w:t xml:space="preserve">ج. مدة تجميد الترقية ضمن الحد</w:t>
+      </w:r>
+    </w:p>
+    <w:p>
+      <w:pPr>
+        <w:bidi/>
+        <w:spacing w:after="120" w:line="300"/>
+        <w:jc w:val="right"/>
+      </w:pPr>
+      <w:r>
+        <w:rPr>
+          <w:rFonts w:ascii="Arial" w:cs="Arial" w:eastAsia="Arial" w:hAnsi="Arial"/>
+          <w:b/>
+          <w:bCs/>
+          <w:rtl/>
+        </w:rPr>
+        <w:t xml:space="preserve">المادة 66</w:t>
+      </w:r>
+      <w:r>
+        <w:rPr>
+          <w:rFonts w:ascii="Arial" w:cs="Arial" w:eastAsia="Arial" w:hAnsi="Arial"/>
+          <w:rtl/>
+        </w:rPr>
+        <w:t xml:space="preserve"> تُدرج ضمن الجزاءات الجائزة </w:t>
+      </w:r>
+      <w:r>
+        <w:rPr>
+          <w:rFonts w:ascii="Arial" w:cs="Arial" w:eastAsia="Arial" w:hAnsi="Arial"/>
+          <w:b/>
+          <w:bCs/>
+          <w:rtl/>
+        </w:rPr>
+        <w:t xml:space="preserve">تأجيل الترقية مدة لا تزيد على سنة</w:t>
+      </w:r>
+      <w:r>
+        <w:rPr>
+          <w:rFonts w:ascii="Arial" w:cs="Arial" w:eastAsia="Arial" w:hAnsi="Arial"/>
+          <w:rtl/>
+        </w:rPr>
+        <w:t xml:space="preserve">. تجميد النظام الحالي </w:t>
+      </w:r>
+      <w:r>
+        <w:rPr>
+          <w:rFonts w:ascii="Arial" w:cs="Arial" w:eastAsia="Arial" w:hAnsi="Arial"/>
+          <w:b/>
+          <w:bCs/>
+          <w:rtl/>
+        </w:rPr>
+        <w:t xml:space="preserve">ثلاثة أشهر</w:t>
+      </w:r>
+      <w:r>
+        <w:rPr>
+          <w:rFonts w:ascii="Arial" w:cs="Arial" w:eastAsia="Arial" w:hAnsi="Arial"/>
+          <w:rtl/>
+        </w:rPr>
+        <w:t xml:space="preserve">، أي ضمن الحد ✅ — ويُثبَّت في الإعدادات ألا تتجاوز أي مدة تجميد سنة واحدة.</w:t>
+      </w:r>
+    </w:p>
+    <w:p>
+      <w:pPr>
+        <w:pStyle w:val="Heading3"/>
+        <w:bidi/>
+        <w:spacing w:after="100" w:before="200"/>
+        <w:jc w:val="right"/>
+      </w:pPr>
+      <w:r>
+        <w:rPr>
+          <w:rFonts w:ascii="Arial" w:cs="Arial" w:eastAsia="Arial" w:hAnsi="Arial"/>
+          <w:rtl/>
+        </w:rPr>
+        <w:t xml:space="preserve">د. مهلة الاتهام ومهلة توقيع الجزاء</w:t>
+      </w:r>
+    </w:p>
+    <w:p>
+      <w:pPr>
+        <w:bidi/>
+        <w:spacing w:after="120" w:line="300"/>
+        <w:jc w:val="right"/>
+      </w:pPr>
+      <w:r>
+        <w:rPr>
+          <w:rFonts w:ascii="Arial" w:cs="Arial" w:eastAsia="Arial" w:hAnsi="Arial"/>
+          <w:b/>
+          <w:bCs/>
+          <w:rtl/>
+        </w:rPr>
+        <w:t xml:space="preserve">المادة 69</w:t>
+      </w:r>
+      <w:r>
+        <w:rPr>
+          <w:rFonts w:ascii="Arial" w:cs="Arial" w:eastAsia="Arial" w:hAnsi="Arial"/>
+          <w:rtl/>
+        </w:rPr>
+        <w:t xml:space="preserve"> لا تجيز اتهام العامل بمخالفة </w:t>
+      </w:r>
+      <w:r>
+        <w:rPr>
+          <w:rFonts w:ascii="Arial" w:cs="Arial" w:eastAsia="Arial" w:hAnsi="Arial"/>
+          <w:b/>
+          <w:bCs/>
+          <w:rtl/>
+        </w:rPr>
+        <w:t xml:space="preserve">مضى على كشفها أكثر من ثلاثين يوماً</w:t>
+      </w:r>
+      <w:r>
+        <w:rPr>
+          <w:rFonts w:ascii="Arial" w:cs="Arial" w:eastAsia="Arial" w:hAnsi="Arial"/>
+          <w:rtl/>
+        </w:rPr>
+        <w:t xml:space="preserve">. (ويُذكر في الشروح كذلك عدم جواز توقيع الجزاء بعد ثلاثين يوماً من ثبوت المخالفة — يُطابَق على النص الرسمي.)</w:t>
+      </w:r>
+    </w:p>
+    <w:p>
+      <w:pPr>
+        <w:bidi/>
+        <w:spacing w:after="120" w:line="300"/>
+        <w:jc w:val="right"/>
+      </w:pPr>
+      <w:r>
+        <w:rPr>
+          <w:rFonts w:ascii="Arial" w:cs="Arial" w:eastAsia="Arial" w:hAnsi="Arial"/>
+          <w:b/>
+          <w:bCs/>
+          <w:rtl/>
+        </w:rPr>
+        <w:t xml:space="preserve">الوضع اليوم:</w:t>
+      </w:r>
+      <w:r>
+        <w:rPr>
+          <w:rFonts w:ascii="Arial" w:cs="Arial" w:eastAsia="Arial" w:hAnsi="Arial"/>
+          <w:rtl/>
+        </w:rPr>
+        <w:t xml:space="preserve"> النظام يقبل تسجيل مخالفة بأي تاريخ دون أي تنبيه.</w:t>
+      </w:r>
+    </w:p>
+    <w:p>
+      <w:pPr>
+        <w:bidi/>
+        <w:spacing w:after="120" w:line="300"/>
+        <w:jc w:val="right"/>
+      </w:pPr>
+      <w:r>
+        <w:rPr>
+          <w:rFonts w:ascii="Arial" w:cs="Arial" w:eastAsia="Arial" w:hAnsi="Arial"/>
+          <w:b/>
+          <w:bCs/>
+          <w:rtl/>
+        </w:rPr>
+        <w:t xml:space="preserve">المقترح:</w:t>
+      </w:r>
+      <w:r>
+        <w:rPr>
+          <w:rFonts w:ascii="Arial" w:cs="Arial" w:eastAsia="Arial" w:hAnsi="Arial"/>
+          <w:rtl/>
+        </w:rPr>
+        <w:t xml:space="preserve"> تنبيه ظاهر عند تسجيل مخالفة مضى على تاريخها أكثر من ثلاثين يوماً، مع إلزام بذكر تاريخ الكشف إن اختلف عن تاريخ الواقعة.</w:t>
+      </w:r>
+    </w:p>
+    <w:p>
+      <w:pPr>
+        <w:pStyle w:val="Heading3"/>
+        <w:bidi/>
+        <w:spacing w:after="100" w:before="200"/>
+        <w:jc w:val="right"/>
+      </w:pPr>
+      <w:r>
+        <w:rPr>
+          <w:rFonts w:ascii="Arial" w:cs="Arial" w:eastAsia="Arial" w:hAnsi="Arial"/>
+          <w:rtl/>
+        </w:rPr>
+        <w:t xml:space="preserve">هـ. مآل مبالغ الغرامات</w:t>
+      </w:r>
+    </w:p>
+    <w:p>
+      <w:pPr>
+        <w:bidi/>
+        <w:spacing w:after="120" w:line="300"/>
+        <w:jc w:val="right"/>
+      </w:pPr>
+      <w:r>
+        <w:rPr>
+          <w:rFonts w:ascii="Arial" w:cs="Arial" w:eastAsia="Arial" w:hAnsi="Arial"/>
+          <w:b/>
+          <w:bCs/>
+          <w:rtl/>
+        </w:rPr>
+        <w:t xml:space="preserve">المادة 73</w:t>
+      </w:r>
+      <w:r>
+        <w:rPr>
+          <w:rFonts w:ascii="Arial" w:cs="Arial" w:eastAsia="Arial" w:hAnsi="Arial"/>
+          <w:rtl/>
+        </w:rPr>
+        <w:t xml:space="preserve"> تقيّد تصرّف صاحب العمل في مبالغ الغرامات. وهذه مسألة </w:t>
+      </w:r>
+      <w:r>
+        <w:rPr>
+          <w:rFonts w:ascii="Arial" w:cs="Arial" w:eastAsia="Arial" w:hAnsi="Arial"/>
+          <w:b/>
+          <w:bCs/>
+          <w:rtl/>
+        </w:rPr>
+        <w:t xml:space="preserve">مالية لا برمجية</w:t>
+      </w:r>
+      <w:r>
+        <w:rPr>
+          <w:rFonts w:ascii="Arial" w:cs="Arial" w:eastAsia="Arial" w:hAnsi="Arial"/>
+          <w:rtl/>
+        </w:rPr>
+        <w:t xml:space="preserve">، لكنها تستدعي سؤالاً صريحاً للمستشار القانوني: هل ما يوقعه النظام هو </w:t>
+      </w:r>
+      <w:r>
+        <w:rPr>
+          <w:rFonts w:ascii="Arial" w:cs="Arial" w:eastAsia="Arial" w:hAnsi="Arial"/>
+          <w:b/>
+          <w:bCs/>
+          <w:rtl/>
+        </w:rPr>
+        <w:t xml:space="preserve">غرامة</w:t>
+      </w:r>
+      <w:r>
+        <w:rPr>
+          <w:rFonts w:ascii="Arial" w:cs="Arial" w:eastAsia="Arial" w:hAnsi="Arial"/>
+          <w:rtl/>
+        </w:rPr>
+        <w:t xml:space="preserve"> (فيسري عليها القيد) أم </w:t>
+      </w:r>
+      <w:r>
+        <w:rPr>
+          <w:rFonts w:ascii="Arial" w:cs="Arial" w:eastAsia="Arial" w:hAnsi="Arial"/>
+          <w:b/>
+          <w:bCs/>
+          <w:rtl/>
+        </w:rPr>
+        <w:t xml:space="preserve">خصم مقابل غياب أو تعطيل</w:t>
+      </w:r>
+      <w:r>
+        <w:rPr>
+          <w:rFonts w:ascii="Arial" w:cs="Arial" w:eastAsia="Arial" w:hAnsi="Arial"/>
+          <w:rtl/>
+        </w:rPr>
+        <w:t xml:space="preserve"> (فله حكم آخر)؟ التكييف يغيّر معالجة المبالغ محاسبياً، ويؤثر على صياغة الخطاب.</w:t>
+      </w:r>
+    </w:p>
+    <w:p>
+      <w:pPr>
+        <w:pStyle w:val="Heading2"/>
+        <w:bidi/>
+        <w:spacing w:after="140" w:before="280"/>
+        <w:jc w:val="right"/>
+      </w:pPr>
+      <w:r>
+        <w:rPr>
+          <w:rFonts w:ascii="Arial" w:cs="Arial" w:eastAsia="Arial" w:hAnsi="Arial"/>
+          <w:rtl/>
+        </w:rPr>
+        <w:t xml:space="preserve">ثالثاً — ربط كل مقترح بسنده النظامي</w:t>
+      </w:r>
+    </w:p>
+    <w:tbl>
+      <w:tblPr>
+        <w:bidiVisual/>
+        <w:tblW w:type="dxa" w:w="9000"/>
+        <w:tblBorders>
+          <w:top w:val="single" w:color="auto" w:sz="4"/>
+          <w:left w:val="single" w:color="auto" w:sz="4"/>
+          <w:bottom w:val="single" w:color="auto" w:sz="4"/>
+          <w:right w:val="single" w:color="auto" w:sz="4"/>
+          <w:insideH w:val="single" w:color="auto" w:sz="4"/>
+          <w:insideV w:val="single" w:color="auto" w:sz="4"/>
+        </w:tblBorders>
+      </w:tblPr>
+      <w:tblGrid>
+        <w:gridCol w:w="3000"/>
+        <w:gridCol w:w="3000"/>
+        <w:gridCol w:w="3000"/>
+      </w:tblGrid>
+      <w:tr>
+        <w:trPr>
+          <w:tblHeader/>
+        </w:trPr>
+        <w:tc>
+          <w:tcPr>
+            <w:tcW w:type="dxa" w:w="3000"/>
+            <w:shd w:fill="E7EDF5" w:color="auto" w:val="clear"/>
+            <w:tcMar>
+              <w:top w:type="dxa" w:w="80"/>
+              <w:left w:type="dxa" w:w="120"/>
+              <w:bottom w:type="dxa" w:w="80"/>
+              <w:right w:type="dxa" w:w="120"/>
+            </w:tcMar>
+          </w:tcPr>
+          <w:p>
+            <w:pPr>
+              <w:bidi/>
+              <w:spacing w:after="0"/>
+              <w:jc w:val="right"/>
+            </w:pPr>
+            <w:r>
+              <w:rPr>
+                <w:rFonts w:ascii="Arial" w:cs="Arial" w:eastAsia="Arial" w:hAnsi="Arial"/>
+                <w:b/>
+                <w:bCs/>
+                <w:color w:val="1F3864"/>
+                <w:rtl/>
+              </w:rPr>
+              <w:t xml:space="preserve">المقترح</w:t>
+            </w:r>
+          </w:p>
+        </w:tc>
+        <w:tc>
+          <w:tcPr>
+            <w:tcW w:type="dxa" w:w="3000"/>
+            <w:shd w:fill="E7EDF5" w:color="auto" w:val="clear"/>
+            <w:tcMar>
+              <w:top w:type="dxa" w:w="80"/>
+              <w:left w:type="dxa" w:w="120"/>
+              <w:bottom w:type="dxa" w:w="80"/>
+              <w:right w:type="dxa" w:w="120"/>
+            </w:tcMar>
+          </w:tcPr>
+          <w:p>
+            <w:pPr>
+              <w:bidi/>
+              <w:spacing w:after="0"/>
+              <w:jc w:val="right"/>
+            </w:pPr>
+            <w:r>
+              <w:rPr>
+                <w:rFonts w:ascii="Arial" w:cs="Arial" w:eastAsia="Arial" w:hAnsi="Arial"/>
+                <w:b/>
+                <w:bCs/>
+                <w:color w:val="1F3864"/>
+                <w:rtl/>
+              </w:rPr>
+              <w:t xml:space="preserve">الصفة</w:t>
+            </w:r>
+          </w:p>
+        </w:tc>
+        <w:tc>
+          <w:tcPr>
+            <w:tcW w:type="dxa" w:w="3000"/>
+            <w:shd w:fill="E7EDF5" w:color="auto" w:val="clear"/>
+            <w:tcMar>
+              <w:top w:type="dxa" w:w="80"/>
+              <w:left w:type="dxa" w:w="120"/>
+              <w:bottom w:type="dxa" w:w="80"/>
+              <w:right w:type="dxa" w:w="120"/>
+            </w:tcMar>
+          </w:tcPr>
+          <w:p>
+            <w:pPr>
+              <w:bidi/>
+              <w:spacing w:after="0"/>
+              <w:jc w:val="right"/>
+            </w:pPr>
+            <w:r>
+              <w:rPr>
+                <w:rFonts w:ascii="Arial" w:cs="Arial" w:eastAsia="Arial" w:hAnsi="Arial"/>
+                <w:b/>
+                <w:bCs/>
+                <w:color w:val="1F3864"/>
+                <w:rtl/>
+              </w:rPr>
+              <w:t xml:space="preserve">السند / العلاقة</w:t>
+            </w:r>
+          </w:p>
+        </w:tc>
+      </w:tr>
+      <w:tr>
+        <w:tc>
+          <w:tcPr>
+            <w:tcW w:type="dxa" w:w="3000"/>
+            <w:tcMar>
+              <w:top w:type="dxa" w:w="80"/>
+              <w:left w:type="dxa" w:w="120"/>
+              <w:bottom w:type="dxa" w:w="80"/>
+              <w:right w:type="dxa" w:w="120"/>
+            </w:tcMar>
+          </w:tcPr>
+          <w:p>
+            <w:pPr>
+              <w:bidi/>
+              <w:spacing w:after="0"/>
+              <w:jc w:val="right"/>
+            </w:pPr>
+            <w:r>
+              <w:rPr>
+                <w:rFonts w:ascii="Arial" w:cs="Arial" w:eastAsia="Arial" w:hAnsi="Arial"/>
+                <w:b/>
+                <w:bCs/>
+                <w:rtl/>
+              </w:rPr>
+              <w:t xml:space="preserve">١</w:t>
+            </w:r>
+            <w:r>
+              <w:rPr>
+                <w:rFonts w:ascii="Arial" w:cs="Arial" w:eastAsia="Arial" w:hAnsi="Arial"/>
+                <w:rtl/>
+              </w:rPr>
+              <w:t xml:space="preserve"> الخطابات وتوثيق الإقرار</w:t>
+            </w:r>
+          </w:p>
+        </w:tc>
+        <w:tc>
+          <w:tcPr>
+            <w:tcW w:type="dxa" w:w="3000"/>
+            <w:tcMar>
+              <w:top w:type="dxa" w:w="80"/>
+              <w:left w:type="dxa" w:w="120"/>
+              <w:bottom w:type="dxa" w:w="80"/>
+              <w:right w:type="dxa" w:w="120"/>
+            </w:tcMar>
+          </w:tcPr>
+          <w:p>
+            <w:pPr>
+              <w:bidi/>
+              <w:spacing w:after="0"/>
+              <w:jc w:val="right"/>
+            </w:pPr>
+            <w:r>
+              <w:rPr>
+                <w:rFonts w:ascii="Arial" w:cs="Arial" w:eastAsia="Arial" w:hAnsi="Arial"/>
+                <w:b/>
+                <w:bCs/>
+                <w:rtl/>
+              </w:rPr>
+              <w:t xml:space="preserve">لازم نظاماً</w:t>
+            </w:r>
+          </w:p>
+        </w:tc>
+        <w:tc>
+          <w:tcPr>
+            <w:tcW w:type="dxa" w:w="3000"/>
+            <w:tcMar>
+              <w:top w:type="dxa" w:w="80"/>
+              <w:left w:type="dxa" w:w="120"/>
+              <w:bottom w:type="dxa" w:w="80"/>
+              <w:right w:type="dxa" w:w="120"/>
+            </w:tcMar>
+          </w:tcPr>
+          <w:p>
+            <w:pPr>
+              <w:bidi/>
+              <w:spacing w:after="0"/>
+              <w:jc w:val="right"/>
+            </w:pPr>
+            <w:r>
+              <w:rPr>
+                <w:rFonts w:ascii="Arial" w:cs="Arial" w:eastAsia="Arial" w:hAnsi="Arial"/>
+                <w:rtl/>
+              </w:rPr>
+              <w:t xml:space="preserve">المادة 72 (الإبلاغ الكتابي وحالة الامتناع) والمادة 71 (إثبات الإجراء). وتاريخ الإقرار يضبط نافذة التصعيد (المادة 68)</w:t>
+            </w:r>
+          </w:p>
+        </w:tc>
+      </w:tr>
+      <w:tr>
+        <w:tc>
+          <w:tcPr>
+            <w:tcW w:type="dxa" w:w="3000"/>
+            <w:tcMar>
+              <w:top w:type="dxa" w:w="80"/>
+              <w:left w:type="dxa" w:w="120"/>
+              <w:bottom w:type="dxa" w:w="80"/>
+              <w:right w:type="dxa" w:w="120"/>
+            </w:tcMar>
+          </w:tcPr>
+          <w:p>
+            <w:pPr>
+              <w:bidi/>
+              <w:spacing w:after="0"/>
+              <w:jc w:val="right"/>
+            </w:pPr>
+            <w:r>
+              <w:rPr>
+                <w:rFonts w:ascii="Arial" w:cs="Arial" w:eastAsia="Arial" w:hAnsi="Arial"/>
+                <w:b/>
+                <w:bCs/>
+                <w:rtl/>
+              </w:rPr>
+              <w:t xml:space="preserve">٢</w:t>
+            </w:r>
+            <w:r>
+              <w:rPr>
+                <w:rFonts w:ascii="Arial" w:cs="Arial" w:eastAsia="Arial" w:hAnsi="Arial"/>
+                <w:rtl/>
+              </w:rPr>
+              <w:t xml:space="preserve"> ملف الموظف والملاحظات</w:t>
+            </w:r>
+          </w:p>
+        </w:tc>
+        <w:tc>
+          <w:tcPr>
+            <w:tcW w:type="dxa" w:w="3000"/>
+            <w:tcMar>
+              <w:top w:type="dxa" w:w="80"/>
+              <w:left w:type="dxa" w:w="120"/>
+              <w:bottom w:type="dxa" w:w="80"/>
+              <w:right w:type="dxa" w:w="120"/>
+            </w:tcMar>
+          </w:tcPr>
+          <w:p>
+            <w:pPr>
+              <w:bidi/>
+              <w:spacing w:after="0"/>
+              <w:jc w:val="right"/>
+            </w:pPr>
+            <w:r>
+              <w:rPr>
+                <w:rFonts w:ascii="Arial" w:cs="Arial" w:eastAsia="Arial" w:hAnsi="Arial"/>
+                <w:b/>
+                <w:bCs/>
+                <w:rtl/>
+              </w:rPr>
+              <w:t xml:space="preserve">لازم نظاماً (جزئياً)</w:t>
+            </w:r>
+          </w:p>
+        </w:tc>
+        <w:tc>
+          <w:tcPr>
+            <w:tcW w:type="dxa" w:w="3000"/>
+            <w:tcMar>
+              <w:top w:type="dxa" w:w="80"/>
+              <w:left w:type="dxa" w:w="120"/>
+              <w:bottom w:type="dxa" w:w="80"/>
+              <w:right w:type="dxa" w:w="120"/>
+            </w:tcMar>
+          </w:tcPr>
+          <w:p>
+            <w:pPr>
+              <w:bidi/>
+              <w:spacing w:after="0"/>
+              <w:jc w:val="right"/>
+            </w:pPr>
+            <w:r>
+              <w:rPr>
+                <w:rFonts w:ascii="Arial" w:cs="Arial" w:eastAsia="Arial" w:hAnsi="Arial"/>
+                <w:rtl/>
+              </w:rPr>
+              <w:t xml:space="preserve">المادة 71 (محضر يودع في </w:t>
+            </w:r>
+            <w:r>
+              <w:rPr>
+                <w:rFonts w:ascii="Arial" w:cs="Arial" w:eastAsia="Arial" w:hAnsi="Arial"/>
+                <w:b/>
+                <w:bCs/>
+                <w:rtl/>
+              </w:rPr>
+              <w:t xml:space="preserve">ملفه الخاص</w:t>
+            </w:r>
+            <w:r>
+              <w:rPr>
+                <w:rFonts w:ascii="Arial" w:cs="Arial" w:eastAsia="Arial" w:hAnsi="Arial"/>
+                <w:rtl/>
+              </w:rPr>
+              <w:t xml:space="preserve">) والمادة 72 (</w:t>
+            </w:r>
+            <w:r>
+              <w:rPr>
+                <w:rFonts w:ascii="Arial" w:cs="Arial" w:eastAsia="Arial" w:hAnsi="Arial"/>
+                <w:b/>
+                <w:bCs/>
+                <w:rtl/>
+              </w:rPr>
+              <w:t xml:space="preserve">عنوانه المبيّن في ملفه</w:t>
+            </w:r>
+            <w:r>
+              <w:rPr>
+                <w:rFonts w:ascii="Arial" w:cs="Arial" w:eastAsia="Arial" w:hAnsi="Arial"/>
+                <w:rtl/>
+              </w:rPr>
+              <w:t xml:space="preserve">). وبيانات التعيين والأجر أساس حساب المادتين 84/85</w:t>
+            </w:r>
+          </w:p>
+        </w:tc>
+      </w:tr>
+      <w:tr>
+        <w:tc>
+          <w:tcPr>
+            <w:tcW w:type="dxa" w:w="3000"/>
+            <w:tcMar>
+              <w:top w:type="dxa" w:w="80"/>
+              <w:left w:type="dxa" w:w="120"/>
+              <w:bottom w:type="dxa" w:w="80"/>
+              <w:right w:type="dxa" w:w="120"/>
+            </w:tcMar>
+          </w:tcPr>
+          <w:p>
+            <w:pPr>
+              <w:bidi/>
+              <w:spacing w:after="0"/>
+              <w:jc w:val="right"/>
+            </w:pPr>
+            <w:r>
+              <w:rPr>
+                <w:rFonts w:ascii="Arial" w:cs="Arial" w:eastAsia="Arial" w:hAnsi="Arial"/>
+                <w:b/>
+                <w:bCs/>
+                <w:rtl/>
+              </w:rPr>
+              <w:t xml:space="preserve">٣</w:t>
+            </w:r>
+            <w:r>
+              <w:rPr>
+                <w:rFonts w:ascii="Arial" w:cs="Arial" w:eastAsia="Arial" w:hAnsi="Arial"/>
+                <w:rtl/>
+              </w:rPr>
+              <w:t xml:space="preserve"> الأرشفة بدل الحذف</w:t>
+            </w:r>
+          </w:p>
+        </w:tc>
+        <w:tc>
+          <w:tcPr>
+            <w:tcW w:type="dxa" w:w="3000"/>
+            <w:tcMar>
+              <w:top w:type="dxa" w:w="80"/>
+              <w:left w:type="dxa" w:w="120"/>
+              <w:bottom w:type="dxa" w:w="80"/>
+              <w:right w:type="dxa" w:w="120"/>
+            </w:tcMar>
+          </w:tcPr>
+          <w:p>
+            <w:pPr>
+              <w:bidi/>
+              <w:spacing w:after="0"/>
+              <w:jc w:val="right"/>
+            </w:pPr>
+            <w:r>
+              <w:rPr>
+                <w:rFonts w:ascii="Arial" w:cs="Arial" w:eastAsia="Arial" w:hAnsi="Arial"/>
+                <w:b/>
+                <w:bCs/>
+                <w:rtl/>
+              </w:rPr>
+              <w:t xml:space="preserve">حماية</w:t>
+            </w:r>
+          </w:p>
+        </w:tc>
+        <w:tc>
+          <w:tcPr>
+            <w:tcW w:type="dxa" w:w="3000"/>
+            <w:tcMar>
+              <w:top w:type="dxa" w:w="80"/>
+              <w:left w:type="dxa" w:w="120"/>
+              <w:bottom w:type="dxa" w:w="80"/>
+              <w:right w:type="dxa" w:w="120"/>
+            </w:tcMar>
+          </w:tcPr>
+          <w:p>
+            <w:pPr>
+              <w:bidi/>
+              <w:spacing w:after="0"/>
+              <w:jc w:val="right"/>
+            </w:pPr>
+            <w:r>
+              <w:rPr>
+                <w:rFonts w:ascii="Arial" w:cs="Arial" w:eastAsia="Arial" w:hAnsi="Arial"/>
+                <w:rtl/>
+              </w:rPr>
+              <w:t xml:space="preserve">حفظ ملف العامل بعد انتهاء العلاقة ضروري لمواجهة أي دعوى لاحقة؛ الحذف النهائي يُفقد وسيلة الإثبات</w:t>
+            </w:r>
+          </w:p>
+        </w:tc>
+      </w:tr>
+      <w:tr>
+        <w:tc>
+          <w:tcPr>
+            <w:tcW w:type="dxa" w:w="3000"/>
+            <w:tcMar>
+              <w:top w:type="dxa" w:w="80"/>
+              <w:left w:type="dxa" w:w="120"/>
+              <w:bottom w:type="dxa" w:w="80"/>
+              <w:right w:type="dxa" w:w="120"/>
+            </w:tcMar>
+          </w:tcPr>
+          <w:p>
+            <w:pPr>
+              <w:bidi/>
+              <w:spacing w:after="0"/>
+              <w:jc w:val="right"/>
+            </w:pPr>
+            <w:r>
+              <w:rPr>
+                <w:rFonts w:ascii="Arial" w:cs="Arial" w:eastAsia="Arial" w:hAnsi="Arial"/>
+                <w:b/>
+                <w:bCs/>
+                <w:rtl/>
+              </w:rPr>
+              <w:t xml:space="preserve">٤</w:t>
+            </w:r>
+            <w:r>
+              <w:rPr>
+                <w:rFonts w:ascii="Arial" w:cs="Arial" w:eastAsia="Arial" w:hAnsi="Arial"/>
+                <w:rtl/>
+              </w:rPr>
+              <w:t xml:space="preserve"> سجل التغييرات</w:t>
+            </w:r>
+          </w:p>
+        </w:tc>
+        <w:tc>
+          <w:tcPr>
+            <w:tcW w:type="dxa" w:w="3000"/>
+            <w:tcMar>
+              <w:top w:type="dxa" w:w="80"/>
+              <w:left w:type="dxa" w:w="120"/>
+              <w:bottom w:type="dxa" w:w="80"/>
+              <w:right w:type="dxa" w:w="120"/>
+            </w:tcMar>
+          </w:tcPr>
+          <w:p>
+            <w:pPr>
+              <w:bidi/>
+              <w:spacing w:after="0"/>
+              <w:jc w:val="right"/>
+            </w:pPr>
+            <w:r>
+              <w:rPr>
+                <w:rFonts w:ascii="Arial" w:cs="Arial" w:eastAsia="Arial" w:hAnsi="Arial"/>
+                <w:b/>
+                <w:bCs/>
+                <w:rtl/>
+              </w:rPr>
+              <w:t xml:space="preserve">حماية</w:t>
+            </w:r>
+          </w:p>
+        </w:tc>
+        <w:tc>
+          <w:tcPr>
+            <w:tcW w:type="dxa" w:w="3000"/>
+            <w:tcMar>
+              <w:top w:type="dxa" w:w="80"/>
+              <w:left w:type="dxa" w:w="120"/>
+              <w:bottom w:type="dxa" w:w="80"/>
+              <w:right w:type="dxa" w:w="120"/>
+            </w:tcMar>
+          </w:tcPr>
+          <w:p>
+            <w:pPr>
+              <w:bidi/>
+              <w:spacing w:after="0"/>
+              <w:jc w:val="right"/>
+            </w:pPr>
+            <w:r>
+              <w:rPr>
+                <w:rFonts w:ascii="Arial" w:cs="Arial" w:eastAsia="Arial" w:hAnsi="Arial"/>
+                <w:rtl/>
+              </w:rPr>
+              <w:t xml:space="preserve">لا يوجب النظام سجل تدقيق، لكنه أقوى وسيلة لإثبات سلامة الإجراء عند الطعن — لا سيما أن حذف مخالفة اليوم لا يترك أثراً</w:t>
+            </w:r>
+          </w:p>
+        </w:tc>
+      </w:tr>
+      <w:tr>
+        <w:tc>
+          <w:tcPr>
+            <w:tcW w:type="dxa" w:w="3000"/>
+            <w:tcMar>
+              <w:top w:type="dxa" w:w="80"/>
+              <w:left w:type="dxa" w:w="120"/>
+              <w:bottom w:type="dxa" w:w="80"/>
+              <w:right w:type="dxa" w:w="120"/>
+            </w:tcMar>
+          </w:tcPr>
+          <w:p>
+            <w:pPr>
+              <w:bidi/>
+              <w:spacing w:after="0"/>
+              <w:jc w:val="right"/>
+            </w:pPr>
+            <w:r>
+              <w:rPr>
+                <w:rFonts w:ascii="Arial" w:cs="Arial" w:eastAsia="Arial" w:hAnsi="Arial"/>
+                <w:b/>
+                <w:bCs/>
+                <w:rtl/>
+              </w:rPr>
+              <w:t xml:space="preserve">٥</w:t>
+            </w:r>
+            <w:r>
+              <w:rPr>
+                <w:rFonts w:ascii="Arial" w:cs="Arial" w:eastAsia="Arial" w:hAnsi="Arial"/>
+                <w:rtl/>
+              </w:rPr>
+              <w:t xml:space="preserve"> الأدوات الجماعية</w:t>
+            </w:r>
+          </w:p>
+        </w:tc>
+        <w:tc>
+          <w:tcPr>
+            <w:tcW w:type="dxa" w:w="3000"/>
+            <w:tcMar>
+              <w:top w:type="dxa" w:w="80"/>
+              <w:left w:type="dxa" w:w="120"/>
+              <w:bottom w:type="dxa" w:w="80"/>
+              <w:right w:type="dxa" w:w="120"/>
+            </w:tcMar>
+          </w:tcPr>
+          <w:p>
+            <w:pPr>
+              <w:bidi/>
+              <w:spacing w:after="0"/>
+              <w:jc w:val="right"/>
+            </w:pPr>
+            <w:r>
+              <w:rPr>
+                <w:rFonts w:ascii="Arial" w:cs="Arial" w:eastAsia="Arial" w:hAnsi="Arial"/>
+                <w:rtl/>
+              </w:rPr>
+              <w:t xml:space="preserve">تشغيلي</w:t>
+            </w:r>
+          </w:p>
+        </w:tc>
+        <w:tc>
+          <w:tcPr>
+            <w:tcW w:type="dxa" w:w="3000"/>
+            <w:tcMar>
+              <w:top w:type="dxa" w:w="80"/>
+              <w:left w:type="dxa" w:w="120"/>
+              <w:bottom w:type="dxa" w:w="80"/>
+              <w:right w:type="dxa" w:w="120"/>
+            </w:tcMar>
+          </w:tcPr>
+          <w:p>
+            <w:pPr>
+              <w:bidi/>
+              <w:spacing w:after="0"/>
+              <w:jc w:val="right"/>
+            </w:pPr>
+            <w:r>
+              <w:rPr>
+                <w:rFonts w:ascii="Arial" w:cs="Arial" w:eastAsia="Arial" w:hAnsi="Arial"/>
+                <w:rtl/>
+              </w:rPr>
+              <w:t xml:space="preserve">لا علاقة مباشرة. تنبيه: الحادثة الجماعية تظل </w:t>
+            </w:r>
+            <w:r>
+              <w:rPr>
+                <w:rFonts w:ascii="Arial" w:cs="Arial" w:eastAsia="Arial" w:hAnsi="Arial"/>
+                <w:b/>
+                <w:bCs/>
+                <w:rtl/>
+              </w:rPr>
+              <w:t xml:space="preserve">مخالفات فردية</w:t>
+            </w:r>
+            <w:r>
+              <w:rPr>
+                <w:rFonts w:ascii="Arial" w:cs="Arial" w:eastAsia="Arial" w:hAnsi="Arial"/>
+                <w:rtl/>
+              </w:rPr>
+              <w:t xml:space="preserve"> يلزم لكل منها تحقيقها وإبلاغها المستقل (المادتان 71 و72)</w:t>
+            </w:r>
+          </w:p>
+        </w:tc>
+      </w:tr>
+      <w:tr>
+        <w:tc>
+          <w:tcPr>
+            <w:tcW w:type="dxa" w:w="3000"/>
+            <w:tcMar>
+              <w:top w:type="dxa" w:w="80"/>
+              <w:left w:type="dxa" w:w="120"/>
+              <w:bottom w:type="dxa" w:w="80"/>
+              <w:right w:type="dxa" w:w="120"/>
+            </w:tcMar>
+          </w:tcPr>
+          <w:p>
+            <w:pPr>
+              <w:bidi/>
+              <w:spacing w:after="0"/>
+              <w:jc w:val="right"/>
+            </w:pPr>
+            <w:r>
+              <w:rPr>
+                <w:rFonts w:ascii="Arial" w:cs="Arial" w:eastAsia="Arial" w:hAnsi="Arial"/>
+                <w:b/>
+                <w:bCs/>
+                <w:rtl/>
+              </w:rPr>
+              <w:t xml:space="preserve">٦</w:t>
+            </w:r>
+            <w:r>
+              <w:rPr>
+                <w:rFonts w:ascii="Arial" w:cs="Arial" w:eastAsia="Arial" w:hAnsi="Arial"/>
+                <w:rtl/>
+              </w:rPr>
+              <w:t xml:space="preserve"> التنبيهات والتقارير</w:t>
+            </w:r>
+          </w:p>
+        </w:tc>
+        <w:tc>
+          <w:tcPr>
+            <w:tcW w:type="dxa" w:w="3000"/>
+            <w:tcMar>
+              <w:top w:type="dxa" w:w="80"/>
+              <w:left w:type="dxa" w:w="120"/>
+              <w:bottom w:type="dxa" w:w="80"/>
+              <w:right w:type="dxa" w:w="120"/>
+            </w:tcMar>
+          </w:tcPr>
+          <w:p>
+            <w:pPr>
+              <w:bidi/>
+              <w:spacing w:after="0"/>
+              <w:jc w:val="right"/>
+            </w:pPr>
+            <w:r>
+              <w:rPr>
+                <w:rFonts w:ascii="Arial" w:cs="Arial" w:eastAsia="Arial" w:hAnsi="Arial"/>
+                <w:rtl/>
+              </w:rPr>
+              <w:t xml:space="preserve">تشغيلي</w:t>
+            </w:r>
+          </w:p>
+        </w:tc>
+        <w:tc>
+          <w:tcPr>
+            <w:tcW w:type="dxa" w:w="3000"/>
+            <w:tcMar>
+              <w:top w:type="dxa" w:w="80"/>
+              <w:left w:type="dxa" w:w="120"/>
+              <w:bottom w:type="dxa" w:w="80"/>
+              <w:right w:type="dxa" w:w="120"/>
+            </w:tcMar>
+          </w:tcPr>
+          <w:p>
+            <w:pPr>
+              <w:bidi/>
+              <w:spacing w:after="0"/>
+              <w:jc w:val="right"/>
+            </w:pPr>
+            <w:r>
+              <w:rPr>
+                <w:rFonts w:ascii="Arial" w:cs="Arial" w:eastAsia="Arial" w:hAnsi="Arial"/>
+                <w:rtl/>
+              </w:rPr>
+              <w:t xml:space="preserve">يخدم غير مباشر: التنبيه عند اقتراب المهل النظامية (الثلاثون يوماً، نهاية فترة التجربة)</w:t>
+            </w:r>
+          </w:p>
+        </w:tc>
+      </w:tr>
+      <w:tr>
+        <w:tc>
+          <w:tcPr>
+            <w:tcW w:type="dxa" w:w="3000"/>
+            <w:tcMar>
+              <w:top w:type="dxa" w:w="80"/>
+              <w:left w:type="dxa" w:w="120"/>
+              <w:bottom w:type="dxa" w:w="80"/>
+              <w:right w:type="dxa" w:w="120"/>
+            </w:tcMar>
+          </w:tcPr>
+          <w:p>
+            <w:pPr>
+              <w:bidi/>
+              <w:spacing w:after="0"/>
+              <w:jc w:val="right"/>
+            </w:pPr>
+            <w:r>
+              <w:rPr>
+                <w:rFonts w:ascii="Arial" w:cs="Arial" w:eastAsia="Arial" w:hAnsi="Arial"/>
+                <w:b/>
+                <w:bCs/>
+                <w:rtl/>
+              </w:rPr>
+              <w:t xml:space="preserve">٧</w:t>
+            </w:r>
+            <w:r>
+              <w:rPr>
+                <w:rFonts w:ascii="Arial" w:cs="Arial" w:eastAsia="Arial" w:hAnsi="Arial"/>
+                <w:rtl/>
+              </w:rPr>
+              <w:t xml:space="preserve"> التعيين وفترة التجربة</w:t>
+            </w:r>
+          </w:p>
+        </w:tc>
+        <w:tc>
+          <w:tcPr>
+            <w:tcW w:type="dxa" w:w="3000"/>
+            <w:tcMar>
+              <w:top w:type="dxa" w:w="80"/>
+              <w:left w:type="dxa" w:w="120"/>
+              <w:bottom w:type="dxa" w:w="80"/>
+              <w:right w:type="dxa" w:w="120"/>
+            </w:tcMar>
+          </w:tcPr>
+          <w:p>
+            <w:pPr>
+              <w:bidi/>
+              <w:spacing w:after="0"/>
+              <w:jc w:val="right"/>
+            </w:pPr>
+            <w:r>
+              <w:rPr>
+                <w:rFonts w:ascii="Arial" w:cs="Arial" w:eastAsia="Arial" w:hAnsi="Arial"/>
+                <w:b/>
+                <w:bCs/>
+                <w:rtl/>
+              </w:rPr>
+              <w:t xml:space="preserve">لازم نظاماً</w:t>
+            </w:r>
+          </w:p>
+        </w:tc>
+        <w:tc>
+          <w:tcPr>
+            <w:tcW w:type="dxa" w:w="3000"/>
+            <w:tcMar>
+              <w:top w:type="dxa" w:w="80"/>
+              <w:left w:type="dxa" w:w="120"/>
+              <w:bottom w:type="dxa" w:w="80"/>
+              <w:right w:type="dxa" w:w="120"/>
+            </w:tcMar>
+          </w:tcPr>
+          <w:p>
+            <w:pPr>
+              <w:bidi/>
+              <w:spacing w:after="0"/>
+              <w:jc w:val="right"/>
+            </w:pPr>
+            <w:r>
+              <w:rPr>
+                <w:rFonts w:ascii="Arial" w:cs="Arial" w:eastAsia="Arial" w:hAnsi="Arial"/>
+                <w:b/>
+                <w:bCs/>
+                <w:rtl/>
+              </w:rPr>
+              <w:t xml:space="preserve">المادة 53</w:t>
+            </w:r>
+            <w:r>
+              <w:rPr>
+                <w:rFonts w:ascii="Arial" w:cs="Arial" w:eastAsia="Arial" w:hAnsi="Arial"/>
+                <w:rtl/>
+              </w:rPr>
+              <w:t xml:space="preserve">: فترة التجربة يجب </w:t>
+            </w:r>
+            <w:r>
+              <w:rPr>
+                <w:rFonts w:ascii="Arial" w:cs="Arial" w:eastAsia="Arial" w:hAnsi="Arial"/>
+                <w:b/>
+                <w:bCs/>
+                <w:rtl/>
+              </w:rPr>
+              <w:t xml:space="preserve">النص عليها صراحة في العقد</w:t>
+            </w:r>
+            <w:r>
+              <w:rPr>
+                <w:rFonts w:ascii="Arial" w:cs="Arial" w:eastAsia="Arial" w:hAnsi="Arial"/>
+                <w:rtl/>
+              </w:rPr>
+              <w:t xml:space="preserve"> وتحديدها بوضوح، وألا يزيد مجموعها على </w:t>
+            </w:r>
+            <w:r>
+              <w:rPr>
+                <w:rFonts w:ascii="Arial" w:cs="Arial" w:eastAsia="Arial" w:hAnsi="Arial"/>
+                <w:b/>
+                <w:bCs/>
+                <w:rtl/>
+              </w:rPr>
+              <w:t xml:space="preserve">مائة وثمانين يوماً</w:t>
+            </w:r>
+            <w:r>
+              <w:rPr>
+                <w:rFonts w:ascii="Arial" w:cs="Arial" w:eastAsia="Arial" w:hAnsi="Arial"/>
+                <w:rtl/>
+              </w:rPr>
+              <w:t xml:space="preserve">، ولا تُحتسب فيها إجازتا العيدين والإجازة المرضية</w:t>
+            </w:r>
+          </w:p>
+        </w:tc>
+      </w:tr>
+      <w:tr>
+        <w:tc>
+          <w:tcPr>
+            <w:tcW w:type="dxa" w:w="3000"/>
+            <w:tcMar>
+              <w:top w:type="dxa" w:w="80"/>
+              <w:left w:type="dxa" w:w="120"/>
+              <w:bottom w:type="dxa" w:w="80"/>
+              <w:right w:type="dxa" w:w="120"/>
+            </w:tcMar>
+          </w:tcPr>
+          <w:p>
+            <w:pPr>
+              <w:bidi/>
+              <w:spacing w:after="0"/>
+              <w:jc w:val="right"/>
+            </w:pPr>
+            <w:r>
+              <w:rPr>
+                <w:rFonts w:ascii="Arial" w:cs="Arial" w:eastAsia="Arial" w:hAnsi="Arial"/>
+                <w:b/>
+                <w:bCs/>
+                <w:rtl/>
+              </w:rPr>
+              <w:t xml:space="preserve">٨</w:t>
+            </w:r>
+            <w:r>
+              <w:rPr>
+                <w:rFonts w:ascii="Arial" w:cs="Arial" w:eastAsia="Arial" w:hAnsi="Arial"/>
+                <w:rtl/>
+              </w:rPr>
+              <w:t xml:space="preserve"> إنهاء الخدمة والتصفية</w:t>
+            </w:r>
+          </w:p>
+        </w:tc>
+        <w:tc>
+          <w:tcPr>
+            <w:tcW w:type="dxa" w:w="3000"/>
+            <w:tcMar>
+              <w:top w:type="dxa" w:w="80"/>
+              <w:left w:type="dxa" w:w="120"/>
+              <w:bottom w:type="dxa" w:w="80"/>
+              <w:right w:type="dxa" w:w="120"/>
+            </w:tcMar>
+          </w:tcPr>
+          <w:p>
+            <w:pPr>
+              <w:bidi/>
+              <w:spacing w:after="0"/>
+              <w:jc w:val="right"/>
+            </w:pPr>
+            <w:r>
+              <w:rPr>
+                <w:rFonts w:ascii="Arial" w:cs="Arial" w:eastAsia="Arial" w:hAnsi="Arial"/>
+                <w:b/>
+                <w:bCs/>
+                <w:rtl/>
+              </w:rPr>
+              <w:t xml:space="preserve">لازم نظاماً</w:t>
+            </w:r>
+          </w:p>
+        </w:tc>
+        <w:tc>
+          <w:tcPr>
+            <w:tcW w:type="dxa" w:w="3000"/>
+            <w:tcMar>
+              <w:top w:type="dxa" w:w="80"/>
+              <w:left w:type="dxa" w:w="120"/>
+              <w:bottom w:type="dxa" w:w="80"/>
+              <w:right w:type="dxa" w:w="120"/>
+            </w:tcMar>
+          </w:tcPr>
+          <w:p>
+            <w:pPr>
+              <w:bidi/>
+              <w:spacing w:after="0"/>
+              <w:jc w:val="right"/>
+            </w:pPr>
+            <w:r>
+              <w:rPr>
+                <w:rFonts w:ascii="Arial" w:cs="Arial" w:eastAsia="Arial" w:hAnsi="Arial"/>
+                <w:b/>
+                <w:bCs/>
+                <w:rtl/>
+              </w:rPr>
+              <w:t xml:space="preserve">المادة 84</w:t>
+            </w:r>
+            <w:r>
+              <w:rPr>
+                <w:rFonts w:ascii="Arial" w:cs="Arial" w:eastAsia="Arial" w:hAnsi="Arial"/>
+                <w:rtl/>
+              </w:rPr>
+              <w:t xml:space="preserve"> (نصف شهر عن كل سنة من الخمس الأولى، وشهر عن كل سنة تالية)، </w:t>
+            </w:r>
+            <w:r>
+              <w:rPr>
+                <w:rFonts w:ascii="Arial" w:cs="Arial" w:eastAsia="Arial" w:hAnsi="Arial"/>
+                <w:b/>
+                <w:bCs/>
+                <w:rtl/>
+              </w:rPr>
+              <w:t xml:space="preserve">المادة 85</w:t>
+            </w:r>
+            <w:r>
+              <w:rPr>
+                <w:rFonts w:ascii="Arial" w:cs="Arial" w:eastAsia="Arial" w:hAnsi="Arial"/>
+                <w:rtl/>
+              </w:rPr>
+              <w:t xml:space="preserve"> (الاستقالة: أقل من سنتين لا شيء، ٢–٥ الثلث، ٥–١٠ الثلثان، ١٠ فأكثر كاملة)، </w:t>
+            </w:r>
+            <w:r>
+              <w:rPr>
+                <w:rFonts w:ascii="Arial" w:cs="Arial" w:eastAsia="Arial" w:hAnsi="Arial"/>
+                <w:b/>
+                <w:bCs/>
+                <w:rtl/>
+              </w:rPr>
+              <w:t xml:space="preserve">المادة 87</w:t>
+            </w:r>
+            <w:r>
+              <w:rPr>
+                <w:rFonts w:ascii="Arial" w:cs="Arial" w:eastAsia="Arial" w:hAnsi="Arial"/>
+                <w:rtl/>
+              </w:rPr>
+              <w:t xml:space="preserve"> (الاستحقاق الكامل لقوة قاهرة، وللعاملة خلال ستة أشهر من الزواج أو ثلاثة من الوضع)</w:t>
+            </w:r>
+          </w:p>
+        </w:tc>
+      </w:tr>
+      <w:tr>
+        <w:tc>
+          <w:tcPr>
+            <w:tcW w:type="dxa" w:w="3000"/>
+            <w:tcMar>
+              <w:top w:type="dxa" w:w="80"/>
+              <w:left w:type="dxa" w:w="120"/>
+              <w:bottom w:type="dxa" w:w="80"/>
+              <w:right w:type="dxa" w:w="120"/>
+            </w:tcMar>
+          </w:tcPr>
+          <w:p>
+            <w:pPr>
+              <w:bidi/>
+              <w:spacing w:after="0"/>
+              <w:jc w:val="right"/>
+            </w:pPr>
+            <w:r>
+              <w:rPr>
+                <w:rFonts w:ascii="Arial" w:cs="Arial" w:eastAsia="Arial" w:hAnsi="Arial"/>
+                <w:b/>
+                <w:bCs/>
+                <w:rtl/>
+              </w:rPr>
+              <w:t xml:space="preserve">٩</w:t>
+            </w:r>
+            <w:r>
+              <w:rPr>
+                <w:rFonts w:ascii="Arial" w:cs="Arial" w:eastAsia="Arial" w:hAnsi="Arial"/>
+                <w:rtl/>
+              </w:rPr>
+              <w:t xml:space="preserve"> الإجازات والأرصدة</w:t>
+            </w:r>
+          </w:p>
+        </w:tc>
+        <w:tc>
+          <w:tcPr>
+            <w:tcW w:type="dxa" w:w="3000"/>
+            <w:tcMar>
+              <w:top w:type="dxa" w:w="80"/>
+              <w:left w:type="dxa" w:w="120"/>
+              <w:bottom w:type="dxa" w:w="80"/>
+              <w:right w:type="dxa" w:w="120"/>
+            </w:tcMar>
+          </w:tcPr>
+          <w:p>
+            <w:pPr>
+              <w:bidi/>
+              <w:spacing w:after="0"/>
+              <w:jc w:val="right"/>
+            </w:pPr>
+            <w:r>
+              <w:rPr>
+                <w:rFonts w:ascii="Arial" w:cs="Arial" w:eastAsia="Arial" w:hAnsi="Arial"/>
+                <w:b/>
+                <w:bCs/>
+                <w:rtl/>
+              </w:rPr>
+              <w:t xml:space="preserve">لازم نظاماً</w:t>
+            </w:r>
+          </w:p>
+        </w:tc>
+        <w:tc>
+          <w:tcPr>
+            <w:tcW w:type="dxa" w:w="3000"/>
+            <w:tcMar>
+              <w:top w:type="dxa" w:w="80"/>
+              <w:left w:type="dxa" w:w="120"/>
+              <w:bottom w:type="dxa" w:w="80"/>
+              <w:right w:type="dxa" w:w="120"/>
+            </w:tcMar>
+          </w:tcPr>
+          <w:p>
+            <w:pPr>
+              <w:bidi/>
+              <w:spacing w:after="0"/>
+              <w:jc w:val="right"/>
+            </w:pPr>
+            <w:r>
+              <w:rPr>
+                <w:rFonts w:ascii="Arial" w:cs="Arial" w:eastAsia="Arial" w:hAnsi="Arial"/>
+                <w:b/>
+                <w:bCs/>
+                <w:rtl/>
+              </w:rPr>
+              <w:t xml:space="preserve">المادة 109</w:t>
+            </w:r>
+            <w:r>
+              <w:rPr>
+                <w:rFonts w:ascii="Arial" w:cs="Arial" w:eastAsia="Arial" w:hAnsi="Arial"/>
+                <w:rtl/>
+              </w:rPr>
+              <w:t xml:space="preserve">: لا تقل الإجازة السنوية عن </w:t>
+            </w:r>
+            <w:r>
+              <w:rPr>
+                <w:rFonts w:ascii="Arial" w:cs="Arial" w:eastAsia="Arial" w:hAnsi="Arial"/>
+                <w:b/>
+                <w:bCs/>
+                <w:rtl/>
+              </w:rPr>
+              <w:t xml:space="preserve">٢١ يوماً</w:t>
+            </w:r>
+            <w:r>
+              <w:rPr>
+                <w:rFonts w:ascii="Arial" w:cs="Arial" w:eastAsia="Arial" w:hAnsi="Arial"/>
+                <w:rtl/>
+              </w:rPr>
+              <w:t xml:space="preserve">، وترتفع إلى </w:t>
+            </w:r>
+            <w:r>
+              <w:rPr>
+                <w:rFonts w:ascii="Arial" w:cs="Arial" w:eastAsia="Arial" w:hAnsi="Arial"/>
+                <w:b/>
+                <w:bCs/>
+                <w:rtl/>
+              </w:rPr>
+              <w:t xml:space="preserve">٣٠ يوماً</w:t>
+            </w:r>
+            <w:r>
+              <w:rPr>
+                <w:rFonts w:ascii="Arial" w:cs="Arial" w:eastAsia="Arial" w:hAnsi="Arial"/>
+                <w:rtl/>
+              </w:rPr>
+              <w:t xml:space="preserve"> بعد </w:t>
+            </w:r>
+            <w:r>
+              <w:rPr>
+                <w:rFonts w:ascii="Arial" w:cs="Arial" w:eastAsia="Arial" w:hAnsi="Arial"/>
+                <w:b/>
+                <w:bCs/>
+                <w:rtl/>
+              </w:rPr>
+              <w:t xml:space="preserve">خمس سنوات متصلة</w:t>
+            </w:r>
+            <w:r>
+              <w:rPr>
+                <w:rFonts w:ascii="Arial" w:cs="Arial" w:eastAsia="Arial" w:hAnsi="Arial"/>
+                <w:rtl/>
+              </w:rPr>
+              <w:t xml:space="preserve">، ويُصرف أجرها </w:t>
+            </w:r>
+            <w:r>
+              <w:rPr>
+                <w:rFonts w:ascii="Arial" w:cs="Arial" w:eastAsia="Arial" w:hAnsi="Arial"/>
+                <w:b/>
+                <w:bCs/>
+                <w:rtl/>
+              </w:rPr>
+              <w:t xml:space="preserve">مقدماً</w:t>
+            </w:r>
+            <w:r>
+              <w:rPr>
+                <w:rFonts w:ascii="Arial" w:cs="Arial" w:eastAsia="Arial" w:hAnsi="Arial"/>
+                <w:rtl/>
+              </w:rPr>
+              <w:t xml:space="preserve">. والاستحقاق يتناسب مع جزء السنة (نحو ١٫٧٥ يوم شهرياً عند الحد الأدنى)</w:t>
+            </w:r>
+          </w:p>
+        </w:tc>
+      </w:tr>
+      <w:tr>
+        <w:tc>
+          <w:tcPr>
+            <w:tcW w:type="dxa" w:w="3000"/>
+            <w:tcMar>
+              <w:top w:type="dxa" w:w="80"/>
+              <w:left w:type="dxa" w:w="120"/>
+              <w:bottom w:type="dxa" w:w="80"/>
+              <w:right w:type="dxa" w:w="120"/>
+            </w:tcMar>
+          </w:tcPr>
+          <w:p>
+            <w:pPr>
+              <w:bidi/>
+              <w:spacing w:after="0"/>
+              <w:jc w:val="right"/>
+            </w:pPr>
+            <w:r>
+              <w:rPr>
+                <w:rFonts w:ascii="Arial" w:cs="Arial" w:eastAsia="Arial" w:hAnsi="Arial"/>
+                <w:b/>
+                <w:bCs/>
+                <w:rtl/>
+              </w:rPr>
+              <w:t xml:space="preserve">١٠</w:t>
+            </w:r>
+            <w:r>
+              <w:rPr>
+                <w:rFonts w:ascii="Arial" w:cs="Arial" w:eastAsia="Arial" w:hAnsi="Arial"/>
+                <w:rtl/>
+              </w:rPr>
+              <w:t xml:space="preserve"> الترقيات والتجميد</w:t>
+            </w:r>
+          </w:p>
+        </w:tc>
+        <w:tc>
+          <w:tcPr>
+            <w:tcW w:type="dxa" w:w="3000"/>
+            <w:tcMar>
+              <w:top w:type="dxa" w:w="80"/>
+              <w:left w:type="dxa" w:w="120"/>
+              <w:bottom w:type="dxa" w:w="80"/>
+              <w:right w:type="dxa" w:w="120"/>
+            </w:tcMar>
+          </w:tcPr>
+          <w:p>
+            <w:pPr>
+              <w:bidi/>
+              <w:spacing w:after="0"/>
+              <w:jc w:val="right"/>
+            </w:pPr>
+            <w:r>
+              <w:rPr>
+                <w:rFonts w:ascii="Arial" w:cs="Arial" w:eastAsia="Arial" w:hAnsi="Arial"/>
+                <w:rtl/>
+              </w:rPr>
+              <w:t xml:space="preserve">مساند</w:t>
+            </w:r>
+          </w:p>
+        </w:tc>
+        <w:tc>
+          <w:tcPr>
+            <w:tcW w:type="dxa" w:w="3000"/>
+            <w:tcMar>
+              <w:top w:type="dxa" w:w="80"/>
+              <w:left w:type="dxa" w:w="120"/>
+              <w:bottom w:type="dxa" w:w="80"/>
+              <w:right w:type="dxa" w:w="120"/>
+            </w:tcMar>
+          </w:tcPr>
+          <w:p>
+            <w:pPr>
+              <w:bidi/>
+              <w:spacing w:after="0"/>
+              <w:jc w:val="right"/>
+            </w:pPr>
+            <w:r>
+              <w:rPr>
+                <w:rFonts w:ascii="Arial" w:cs="Arial" w:eastAsia="Arial" w:hAnsi="Arial"/>
+                <w:rtl/>
+              </w:rPr>
+              <w:t xml:space="preserve">يجعل جزاء "تأجيل الترقية" (المادة 66) نافذاً فعلياً بدل أن يكون قيداً شكلياً</w:t>
+            </w:r>
+          </w:p>
+        </w:tc>
+      </w:tr>
+      <w:tr>
+        <w:tc>
+          <w:tcPr>
+            <w:tcW w:type="dxa" w:w="3000"/>
+            <w:tcMar>
+              <w:top w:type="dxa" w:w="80"/>
+              <w:left w:type="dxa" w:w="120"/>
+              <w:bottom w:type="dxa" w:w="80"/>
+              <w:right w:type="dxa" w:w="120"/>
+            </w:tcMar>
+          </w:tcPr>
+          <w:p>
+            <w:pPr>
+              <w:bidi/>
+              <w:spacing w:after="0"/>
+              <w:jc w:val="right"/>
+            </w:pPr>
+            <w:r>
+              <w:rPr>
+                <w:rFonts w:ascii="Arial" w:cs="Arial" w:eastAsia="Arial" w:hAnsi="Arial"/>
+                <w:b/>
+                <w:bCs/>
+                <w:rtl/>
+              </w:rPr>
+              <w:t xml:space="preserve">١١</w:t>
+            </w:r>
+            <w:r>
+              <w:rPr>
+                <w:rFonts w:ascii="Arial" w:cs="Arial" w:eastAsia="Arial" w:hAnsi="Arial"/>
+                <w:rtl/>
+              </w:rPr>
+              <w:t xml:space="preserve"> عهدة الأصول</w:t>
+            </w:r>
+          </w:p>
+        </w:tc>
+        <w:tc>
+          <w:tcPr>
+            <w:tcW w:type="dxa" w:w="3000"/>
+            <w:tcMar>
+              <w:top w:type="dxa" w:w="80"/>
+              <w:left w:type="dxa" w:w="120"/>
+              <w:bottom w:type="dxa" w:w="80"/>
+              <w:right w:type="dxa" w:w="120"/>
+            </w:tcMar>
+          </w:tcPr>
+          <w:p>
+            <w:pPr>
+              <w:bidi/>
+              <w:spacing w:after="0"/>
+              <w:jc w:val="right"/>
+            </w:pPr>
+            <w:r>
+              <w:rPr>
+                <w:rFonts w:ascii="Arial" w:cs="Arial" w:eastAsia="Arial" w:hAnsi="Arial"/>
+                <w:rtl/>
+              </w:rPr>
+              <w:t xml:space="preserve">حماية</w:t>
+            </w:r>
+          </w:p>
+        </w:tc>
+        <w:tc>
+          <w:tcPr>
+            <w:tcW w:type="dxa" w:w="3000"/>
+            <w:tcMar>
+              <w:top w:type="dxa" w:w="80"/>
+              <w:left w:type="dxa" w:w="120"/>
+              <w:bottom w:type="dxa" w:w="80"/>
+              <w:right w:type="dxa" w:w="120"/>
+            </w:tcMar>
+          </w:tcPr>
+          <w:p>
+            <w:pPr>
+              <w:bidi/>
+              <w:spacing w:after="0"/>
+              <w:jc w:val="right"/>
+            </w:pPr>
+            <w:r>
+              <w:rPr>
+                <w:rFonts w:ascii="Arial" w:cs="Arial" w:eastAsia="Arial" w:hAnsi="Arial"/>
+                <w:rtl/>
+              </w:rPr>
+              <w:t xml:space="preserve">يوثّق العهدة ويصلح دليلاً في مخالفة "إساءة استخدام أصول الشركة" وفي تصفية نهاية الخدمة</w:t>
+            </w:r>
+          </w:p>
+        </w:tc>
+      </w:tr>
+      <w:tr>
+        <w:tc>
+          <w:tcPr>
+            <w:tcW w:type="dxa" w:w="3000"/>
+            <w:tcMar>
+              <w:top w:type="dxa" w:w="80"/>
+              <w:left w:type="dxa" w:w="120"/>
+              <w:bottom w:type="dxa" w:w="80"/>
+              <w:right w:type="dxa" w:w="120"/>
+            </w:tcMar>
+          </w:tcPr>
+          <w:p>
+            <w:pPr>
+              <w:bidi/>
+              <w:spacing w:after="0"/>
+              <w:jc w:val="right"/>
+            </w:pPr>
+            <w:r>
+              <w:rPr>
+                <w:rFonts w:ascii="Arial" w:cs="Arial" w:eastAsia="Arial" w:hAnsi="Arial"/>
+                <w:b/>
+                <w:bCs/>
+                <w:rtl/>
+              </w:rPr>
+              <w:t xml:space="preserve">١٢</w:t>
+            </w:r>
+            <w:r>
+              <w:rPr>
+                <w:rFonts w:ascii="Arial" w:cs="Arial" w:eastAsia="Arial" w:hAnsi="Arial"/>
+                <w:rtl/>
+              </w:rPr>
+              <w:t xml:space="preserve"> تقييم الأداء</w:t>
+            </w:r>
+          </w:p>
+        </w:tc>
+        <w:tc>
+          <w:tcPr>
+            <w:tcW w:type="dxa" w:w="3000"/>
+            <w:tcMar>
+              <w:top w:type="dxa" w:w="80"/>
+              <w:left w:type="dxa" w:w="120"/>
+              <w:bottom w:type="dxa" w:w="80"/>
+              <w:right w:type="dxa" w:w="120"/>
+            </w:tcMar>
+          </w:tcPr>
+          <w:p>
+            <w:pPr>
+              <w:bidi/>
+              <w:spacing w:after="0"/>
+              <w:jc w:val="right"/>
+            </w:pPr>
+            <w:r>
+              <w:rPr>
+                <w:rFonts w:ascii="Arial" w:cs="Arial" w:eastAsia="Arial" w:hAnsi="Arial"/>
+                <w:rtl/>
+              </w:rPr>
+              <w:t xml:space="preserve">اختياري</w:t>
+            </w:r>
+          </w:p>
+        </w:tc>
+        <w:tc>
+          <w:tcPr>
+            <w:tcW w:type="dxa" w:w="3000"/>
+            <w:tcMar>
+              <w:top w:type="dxa" w:w="80"/>
+              <w:left w:type="dxa" w:w="120"/>
+              <w:bottom w:type="dxa" w:w="80"/>
+              <w:right w:type="dxa" w:w="120"/>
+            </w:tcMar>
+          </w:tcPr>
+          <w:p>
+            <w:pPr>
+              <w:bidi/>
+              <w:spacing w:after="0"/>
+              <w:jc w:val="right"/>
+            </w:pPr>
+            <w:r>
+              <w:rPr>
+                <w:rFonts w:ascii="Arial" w:cs="Arial" w:eastAsia="Arial" w:hAnsi="Arial"/>
+                <w:rtl/>
+              </w:rPr>
+              <w:t xml:space="preserve">لا سند إلزامي. يفيد كدليل موضوعي عند نزاع حول الكفاءة أو قرار ترقية</w:t>
+            </w:r>
+          </w:p>
+        </w:tc>
+      </w:tr>
+    </w:tbl>
+    <w:p>
+      <w:pPr>
+        <w:bidi/>
+        <w:spacing w:after="160"/>
+        <w:jc w:val="right"/>
+      </w:pPr>
+      <w:r>
+        <w:rPr>
+          <w:rFonts w:ascii="Arial" w:cs="Arial" w:eastAsia="Arial" w:hAnsi="Arial"/>
+          <w:rtl/>
+        </w:rPr>
+        <w:t xml:space="preserve"/>
+      </w:r>
+    </w:p>
+    <w:p>
+      <w:pPr>
+        <w:pStyle w:val="Heading2"/>
+        <w:bidi/>
+        <w:spacing w:after="140" w:before="280"/>
+        <w:jc w:val="right"/>
+      </w:pPr>
+      <w:r>
+        <w:rPr>
+          <w:rFonts w:ascii="Arial" w:cs="Arial" w:eastAsia="Arial" w:hAnsi="Arial"/>
+          <w:rtl/>
+        </w:rPr>
+        <w:t xml:space="preserve">رابعاً — ما تغيّر في المقترحات بناءً على هذه المراجعة</w:t>
+      </w:r>
+    </w:p>
+    <w:p>
+      <w:pPr>
+        <w:pStyle w:val="ListParagraph"/>
+        <w:numPr>
+          <w:ilvl w:val="0"/>
+          <w:numId w:val="3"/>
+        </w:numPr>
+        <w:bidi/>
+        <w:spacing w:after="80" w:line="300"/>
+        <w:jc w:val="right"/>
+      </w:pPr>
+      <w:r>
+        <w:rPr>
+          <w:rFonts w:ascii="Arial" w:cs="Arial" w:eastAsia="Arial" w:hAnsi="Arial"/>
+          <w:b/>
+          <w:bCs/>
+          <w:rtl/>
+        </w:rPr>
+        <w:t xml:space="preserve">مقترح ٧ (فترة التجربة):</w:t>
+      </w:r>
+      <w:r>
+        <w:rPr>
+          <w:rFonts w:ascii="Arial" w:cs="Arial" w:eastAsia="Arial" w:hAnsi="Arial"/>
+          <w:rtl/>
+        </w:rPr>
+        <w:t xml:space="preserve"> كان مكتوباً "٩٠ يوماً مبدئياً". الحد الأقصى النظامي </w:t>
+      </w:r>
+      <w:r>
+        <w:rPr>
+          <w:rFonts w:ascii="Arial" w:cs="Arial" w:eastAsia="Arial" w:hAnsi="Arial"/>
+          <w:b/>
+          <w:bCs/>
+          <w:rtl/>
+        </w:rPr>
+        <w:t xml:space="preserve">١٨٠ يوماً</w:t>
+      </w:r>
+      <w:r>
+        <w:rPr>
+          <w:rFonts w:ascii="Arial" w:cs="Arial" w:eastAsia="Arial" w:hAnsi="Arial"/>
+          <w:rtl/>
+        </w:rPr>
+        <w:t xml:space="preserve">، ويجوز الاتفاق عليها كاملةً عند إبرام العقد بعد تعديل 2025. تسعون يوماً تبقى خياراً صحيحاً </w:t>
+      </w:r>
+      <w:r>
+        <w:rPr>
+          <w:rFonts w:ascii="Arial" w:cs="Arial" w:eastAsia="Arial" w:hAnsi="Arial"/>
+          <w:b/>
+          <w:bCs/>
+          <w:rtl/>
+        </w:rPr>
+        <w:t xml:space="preserve">كسياسة للشركة</w:t>
+      </w:r>
+      <w:r>
+        <w:rPr>
+          <w:rFonts w:ascii="Arial" w:cs="Arial" w:eastAsia="Arial" w:hAnsi="Arial"/>
+          <w:rtl/>
+        </w:rPr>
+        <w:t xml:space="preserve">، لكن ما يلزم النظام الآلي إثباته هو: النص عليها في العقد، وألا يتجاوز المجموع ١٨٠ يوماً، </w:t>
+      </w:r>
+      <w:r>
+        <w:rPr>
+          <w:rFonts w:ascii="Arial" w:cs="Arial" w:eastAsia="Arial" w:hAnsi="Arial"/>
+          <w:b/>
+          <w:bCs/>
+          <w:rtl/>
+        </w:rPr>
+        <w:t xml:space="preserve">واستبعاد إجازتي العيدين والإجازة المرضية من العدّ</w:t>
+      </w:r>
+      <w:r>
+        <w:rPr>
+          <w:rFonts w:ascii="Arial" w:cs="Arial" w:eastAsia="Arial" w:hAnsi="Arial"/>
+          <w:rtl/>
+        </w:rPr>
+        <w:t xml:space="preserve"> — وهذا الاستبعاد غير مذكور في المقترح ويجب إضافته إلى حساب العدّاد.</w:t>
+      </w:r>
+    </w:p>
+    <w:p>
+      <w:pPr>
+        <w:pStyle w:val="ListParagraph"/>
+        <w:numPr>
+          <w:ilvl w:val="0"/>
+          <w:numId w:val="3"/>
+        </w:numPr>
+        <w:bidi/>
+        <w:spacing w:after="80" w:line="300"/>
+        <w:jc w:val="right"/>
+      </w:pPr>
+      <w:r>
+        <w:rPr>
+          <w:rFonts w:ascii="Arial" w:cs="Arial" w:eastAsia="Arial" w:hAnsi="Arial"/>
+          <w:b/>
+          <w:bCs/>
+          <w:rtl/>
+        </w:rPr>
+        <w:t xml:space="preserve">مقترح ٩ (الإجازات):</w:t>
+      </w:r>
+      <w:r>
+        <w:rPr>
+          <w:rFonts w:ascii="Arial" w:cs="Arial" w:eastAsia="Arial" w:hAnsi="Arial"/>
+          <w:rtl/>
+        </w:rPr>
+        <w:t xml:space="preserve"> الأرصدة ليست اختياراً حراً — الحد الأدنى ٢١ يوماً و٣٠ بعد خمس سنوات، والترقية من ٢١ إلى ٣٠ يجب أن تكون </w:t>
+      </w:r>
+      <w:r>
+        <w:rPr>
+          <w:rFonts w:ascii="Arial" w:cs="Arial" w:eastAsia="Arial" w:hAnsi="Arial"/>
+          <w:b/>
+          <w:bCs/>
+          <w:rtl/>
+        </w:rPr>
+        <w:t xml:space="preserve">تلقائية</w:t>
+      </w:r>
+      <w:r>
+        <w:rPr>
+          <w:rFonts w:ascii="Arial" w:cs="Arial" w:eastAsia="Arial" w:hAnsi="Arial"/>
+          <w:rtl/>
+        </w:rPr>
+        <w:t xml:space="preserve"> عند بلوغ الخمس سنوات، لا يدوية.</w:t>
+      </w:r>
+    </w:p>
+    <w:p>
+      <w:pPr>
+        <w:pStyle w:val="ListParagraph"/>
+        <w:numPr>
+          <w:ilvl w:val="0"/>
+          <w:numId w:val="3"/>
+        </w:numPr>
+        <w:bidi/>
+        <w:spacing w:after="80" w:line="300"/>
+        <w:jc w:val="right"/>
+      </w:pPr>
+      <w:r>
+        <w:rPr>
+          <w:rFonts w:ascii="Arial" w:cs="Arial" w:eastAsia="Arial" w:hAnsi="Arial"/>
+          <w:b/>
+          <w:bCs/>
+          <w:rtl/>
+        </w:rPr>
+        <w:t xml:space="preserve">مقترح ١ (الخطابات):</w:t>
+      </w:r>
+      <w:r>
+        <w:rPr>
+          <w:rFonts w:ascii="Arial" w:cs="Arial" w:eastAsia="Arial" w:hAnsi="Arial"/>
+          <w:rtl/>
+        </w:rPr>
+        <w:t xml:space="preserve"> يرتفع من "توثيق مطلوب" إلى </w:t>
+      </w:r>
+      <w:r>
+        <w:rPr>
+          <w:rFonts w:ascii="Arial" w:cs="Arial" w:eastAsia="Arial" w:hAnsi="Arial"/>
+          <w:b/>
+          <w:bCs/>
+          <w:rtl/>
+        </w:rPr>
+        <w:t xml:space="preserve">عنصر في محرك الجزاءات</w:t>
+      </w:r>
+      <w:r>
+        <w:rPr>
+          <w:rFonts w:ascii="Arial" w:cs="Arial" w:eastAsia="Arial" w:hAnsi="Arial"/>
+          <w:rtl/>
+        </w:rPr>
+        <w:t xml:space="preserve"> — لأن تاريخ الإقرار هو مبدأ احتساب نافذة التصعيد.</w:t>
+      </w:r>
+    </w:p>
+    <w:p>
+      <w:pPr>
+        <w:pStyle w:val="ListParagraph"/>
+        <w:numPr>
+          <w:ilvl w:val="0"/>
+          <w:numId w:val="3"/>
+        </w:numPr>
+        <w:bidi/>
+        <w:spacing w:after="80" w:line="300"/>
+        <w:jc w:val="right"/>
+      </w:pPr>
+      <w:r>
+        <w:rPr>
+          <w:rFonts w:ascii="Arial" w:cs="Arial" w:eastAsia="Arial" w:hAnsi="Arial"/>
+          <w:b/>
+          <w:bCs/>
+          <w:rtl/>
+        </w:rPr>
+        <w:t xml:space="preserve">بند تصحيح جديد مقترح (أولوية عالية):</w:t>
+      </w:r>
+      <w:r>
+        <w:rPr>
+          <w:rFonts w:ascii="Arial" w:cs="Arial" w:eastAsia="Arial" w:hAnsi="Arial"/>
+          <w:rtl/>
+        </w:rPr>
+        <w:t xml:space="preserve"> </w:t>
+      </w:r>
+      <w:r>
+        <w:rPr>
+          <w:rFonts w:ascii="Arial" w:cs="Arial" w:eastAsia="Arial" w:hAnsi="Arial"/>
+          <w:b/>
+          <w:bCs/>
+          <w:rtl/>
+        </w:rPr>
+        <w:t xml:space="preserve">سقف الخصم الشهري</w:t>
+      </w:r>
+      <w:r>
+        <w:rPr>
+          <w:rFonts w:ascii="Arial" w:cs="Arial" w:eastAsia="Arial" w:hAnsi="Arial"/>
+          <w:rtl/>
+        </w:rPr>
+        <w:t xml:space="preserve"> — فحص إجمالي خصومات الموظف في الشهر ومنع تجاوز أجر خمسة أيام، وحدّ أعلى لتعديل الخصم اليدوي. هذا ليس تطويراً بل معالجة لمخالفة محتملة قائمة اليوم.</w:t>
+      </w:r>
+    </w:p>
+    <w:p>
+      <w:pPr>
+        <w:pStyle w:val="Heading2"/>
+        <w:bidi/>
+        <w:spacing w:after="140" w:before="280"/>
+        <w:jc w:val="right"/>
+      </w:pPr>
+      <w:r>
+        <w:rPr>
+          <w:rFonts w:ascii="Arial" w:cs="Arial" w:eastAsia="Arial" w:hAnsi="Arial"/>
+          <w:rtl/>
+        </w:rPr>
+        <w:t xml:space="preserve">خامساً — أسئلة تُعرض على المستشار القانوني</w:t>
+      </w:r>
+    </w:p>
+    <w:p>
+      <w:pPr>
+        <w:pStyle w:val="ListParagraph"/>
+        <w:numPr>
+          <w:ilvl w:val="0"/>
+          <w:numId w:val="3"/>
+        </w:numPr>
+        <w:bidi/>
+        <w:spacing w:after="80" w:line="300"/>
+        <w:jc w:val="right"/>
+      </w:pPr>
+      <w:r>
+        <w:rPr>
+          <w:rFonts w:ascii="Arial" w:cs="Arial" w:eastAsia="Arial" w:hAnsi="Arial"/>
+          <w:rtl/>
+        </w:rPr>
+        <w:t xml:space="preserve">هل مصفوفة الجزاءات الحالية (٢٩ مخالفة، ٥ درجات) مطابقة للائحة تنظيم العمل المعتمدة لدى الوزارة؟ وهل اللائحة تحمل أرقام بنود يمكن الإحالة إليها في الخطابات؟</w:t>
+      </w:r>
+    </w:p>
+    <w:p>
+      <w:pPr>
+        <w:pStyle w:val="ListParagraph"/>
+        <w:numPr>
+          <w:ilvl w:val="0"/>
+          <w:numId w:val="3"/>
+        </w:numPr>
+        <w:bidi/>
+        <w:spacing w:after="80" w:line="300"/>
+        <w:jc w:val="right"/>
+      </w:pPr>
+      <w:r>
+        <w:rPr>
+          <w:rFonts w:ascii="Arial" w:cs="Arial" w:eastAsia="Arial" w:hAnsi="Arial"/>
+          <w:rtl/>
+        </w:rPr>
+        <w:t xml:space="preserve">هل ما يوقعه النظام يُكيَّف </w:t>
+      </w:r>
+      <w:r>
+        <w:rPr>
+          <w:rFonts w:ascii="Arial" w:cs="Arial" w:eastAsia="Arial" w:hAnsi="Arial"/>
+          <w:b/>
+          <w:bCs/>
+          <w:rtl/>
+        </w:rPr>
+        <w:t xml:space="preserve">غرامة</w:t>
+      </w:r>
+      <w:r>
+        <w:rPr>
+          <w:rFonts w:ascii="Arial" w:cs="Arial" w:eastAsia="Arial" w:hAnsi="Arial"/>
+          <w:rtl/>
+        </w:rPr>
+        <w:t xml:space="preserve"> (المادتان 70 و73) أم </w:t>
+      </w:r>
+      <w:r>
+        <w:rPr>
+          <w:rFonts w:ascii="Arial" w:cs="Arial" w:eastAsia="Arial" w:hAnsi="Arial"/>
+          <w:b/>
+          <w:bCs/>
+          <w:rtl/>
+        </w:rPr>
+        <w:t xml:space="preserve">خصماً عن تعطّل</w:t>
+      </w:r>
+      <w:r>
+        <w:rPr>
+          <w:rFonts w:ascii="Arial" w:cs="Arial" w:eastAsia="Arial" w:hAnsi="Arial"/>
+          <w:rtl/>
+        </w:rPr>
+        <w:t xml:space="preserve">؟ وما أثر ذلك على معالجة المبالغ؟</w:t>
+      </w:r>
+    </w:p>
+    <w:p>
+      <w:pPr>
+        <w:pStyle w:val="ListParagraph"/>
+        <w:numPr>
+          <w:ilvl w:val="0"/>
+          <w:numId w:val="3"/>
+        </w:numPr>
+        <w:bidi/>
+        <w:spacing w:after="80" w:line="300"/>
+        <w:jc w:val="right"/>
+      </w:pPr>
+      <w:r>
+        <w:rPr>
+          <w:rFonts w:ascii="Arial" w:cs="Arial" w:eastAsia="Arial" w:hAnsi="Arial"/>
+          <w:rtl/>
+        </w:rPr>
+        <w:t xml:space="preserve">عند تعدد المخالفات في شهر واحد وتجاوز السقف: هل يُرحَّل الفائض إلى الشهر التالي أم يسقط؟</w:t>
+      </w:r>
+    </w:p>
+    <w:p>
+      <w:pPr>
+        <w:pStyle w:val="ListParagraph"/>
+        <w:numPr>
+          <w:ilvl w:val="0"/>
+          <w:numId w:val="3"/>
+        </w:numPr>
+        <w:bidi/>
+        <w:spacing w:after="80" w:line="300"/>
+        <w:jc w:val="right"/>
+      </w:pPr>
+      <w:r>
+        <w:rPr>
+          <w:rFonts w:ascii="Arial" w:cs="Arial" w:eastAsia="Arial" w:hAnsi="Arial"/>
+          <w:rtl/>
+        </w:rPr>
+        <w:t xml:space="preserve">ما المهلة النظامية المقررة لاعتراض العامل على الجزاء، وكيف تُوثَّق داخل النظام؟</w:t>
+      </w:r>
+    </w:p>
+    <w:p>
+      <w:pPr>
+        <w:pStyle w:val="ListParagraph"/>
+        <w:numPr>
+          <w:ilvl w:val="0"/>
+          <w:numId w:val="3"/>
+        </w:numPr>
+        <w:bidi/>
+        <w:spacing w:after="80" w:line="300"/>
+        <w:jc w:val="right"/>
+      </w:pPr>
+      <w:r>
+        <w:rPr>
+          <w:rFonts w:ascii="Arial" w:cs="Arial" w:eastAsia="Arial" w:hAnsi="Arial"/>
+          <w:rtl/>
+        </w:rPr>
+        <w:t xml:space="preserve">هل طالت تعديلات فبراير 2025 مواد التأديب (66–73) أو نهاية الخدمة (84–87)؟ وما النص النافذ حالياً؟</w:t>
+      </w:r>
+    </w:p>
+    <w:p>
+      <w:pPr>
+        <w:pStyle w:val="ListParagraph"/>
+        <w:numPr>
+          <w:ilvl w:val="0"/>
+          <w:numId w:val="3"/>
+        </w:numPr>
+        <w:bidi/>
+        <w:spacing w:after="80" w:line="300"/>
+        <w:jc w:val="right"/>
+      </w:pPr>
+      <w:r>
+        <w:rPr>
+          <w:rFonts w:ascii="Arial" w:cs="Arial" w:eastAsia="Arial" w:hAnsi="Arial"/>
+          <w:rtl/>
+        </w:rPr>
+        <w:t xml:space="preserve">متطلبات حفظ المستندات والمرفقات (صور الهويات والوثائق) في ضوء </w:t>
+      </w:r>
+      <w:r>
+        <w:rPr>
+          <w:rFonts w:ascii="Arial" w:cs="Arial" w:eastAsia="Arial" w:hAnsi="Arial"/>
+          <w:b/>
+          <w:bCs/>
+          <w:rtl/>
+        </w:rPr>
+        <w:t xml:space="preserve">نظام حماية البيانات الشخصية</w:t>
+      </w:r>
+      <w:r>
+        <w:rPr>
+          <w:rFonts w:ascii="Arial" w:cs="Arial" w:eastAsia="Arial" w:hAnsi="Arial"/>
+          <w:rtl/>
+        </w:rPr>
+        <w:t xml:space="preserve">: مدة الحفظ، ومن يُصرَّح له بالاطلاع.</w:t>
+      </w:r>
+    </w:p>
+    <w:p>
+      <w:pPr>
+        <w:pStyle w:val="Heading2"/>
+        <w:bidi/>
+        <w:spacing w:after="140" w:before="280"/>
+        <w:jc w:val="right"/>
+      </w:pPr>
+      <w:r>
+        <w:rPr>
+          <w:rFonts w:ascii="Arial" w:cs="Arial" w:eastAsia="Arial" w:hAnsi="Arial"/>
+          <w:rtl/>
+        </w:rPr>
+        <w:t xml:space="preserve">المصادر المستعملة</w:t>
+      </w:r>
+    </w:p>
+    <w:p>
+      <w:pPr>
+        <w:bidi/>
+        <w:spacing w:after="120" w:line="300"/>
+        <w:jc w:val="right"/>
+      </w:pPr>
+      <w:r>
+        <w:rPr>
+          <w:rFonts w:ascii="Arial" w:cs="Arial" w:eastAsia="Arial" w:hAnsi="Arial"/>
+          <w:rtl/>
+        </w:rPr>
+        <w:t xml:space="preserve">شروح مكاتب قانونية سعودية متخصصة في نظام العمل (المادة 66 · قواعد التأديب · المادة 70 · المادة 71 · المادة 53 · المادتان 84 و85 · المادة 109 · تعديلات 2025).</w:t>
+      </w:r>
+    </w:p>
+    <w:p>
+      <w:pPr>
+        <w:bidi/>
+        <w:spacing w:after="120" w:line="300"/>
+        <w:jc w:val="right"/>
+      </w:pPr>
+      <w:r>
+        <w:rPr>
+          <w:rFonts w:ascii="Arial" w:cs="Arial" w:eastAsia="Arial" w:hAnsi="Arial"/>
+          <w:b/>
+          <w:bCs/>
+          <w:rtl/>
+        </w:rPr>
+        <w:t xml:space="preserve">النص الرسمي الموحّد لم يُطالَع</w:t>
+      </w:r>
+      <w:r>
+        <w:rPr>
+          <w:rFonts w:ascii="Arial" w:cs="Arial" w:eastAsia="Arial" w:hAnsi="Arial"/>
+          <w:rtl/>
+        </w:rPr>
+        <w:t xml:space="preserve"> لتعذّر الوصول إليه من بيئة العمل، وهو المرجع الواجب عند الاعتماد.</w:t>
       </w:r>
     </w:p>
     <w:sectPr>
